--- a/examples/general/doc/06-utilities-examples_filter_criteria_candidate_selection.docx
+++ b/examples/general/doc/06-utilities-examples_filter_criteria_candidate_selection.docx
@@ -753,7 +753,7 @@
               <a:graphicData uri="http://schemas.openxmlformats.org/drawingml/2006/picture">
                 <pic:pic>
                   <pic:nvPicPr>
-                    <pic:cNvPr descr="C:\Git\dal\harbinger\examples\general\doc\06-utilities-examples_filter_criteria_candidate_selection_files/e75479f029ff0d53bb53eceb3546deeae29f0e97.png" id="14" name="Picture"/>
+                    <pic:cNvPr descr="/home/gpca/harbinger/examples/general/doc/06-utilities-examples_filter_criteria_candidate_selection_files/46fd22c5619288bab818a9b18590cffbd2d68ef6.png" id="14" name="Picture"/>
                     <pic:cNvPicPr>
                       <a:picLocks noChangeArrowheads="1" noChangeAspect="1"/>
                     </pic:cNvPicPr>
@@ -933,7 +933,7 @@
         <w:rPr>
           <w:rStyle w:val="VerbatimChar"/>
         </w:rPr>
-        <w:t xml:space="preserve">##  [1]       NA       NA       NA       NA       NA       NA       NA       NA</w:t>
+        <w:t xml:space="preserve">##  [1]       NA       NA       NA       NA       NA       NA       NA       NA       NA       NA       NA       NA       NA</w:t>
       </w:r>
       <w:r>
         <w:br/>
@@ -942,7 +942,7 @@
         <w:rPr>
           <w:rStyle w:val="VerbatimChar"/>
         </w:rPr>
-        <w:t xml:space="preserve">##  [9]       NA       NA       NA       NA       NA       NA       NA       NA</w:t>
+        <w:t xml:space="preserve">## [14]       NA       NA       NA       NA       NA       NA       NA       NA       NA       NA       NA       NA       NA</w:t>
       </w:r>
       <w:r>
         <w:br/>
@@ -951,7 +951,7 @@
         <w:rPr>
           <w:rStyle w:val="VerbatimChar"/>
         </w:rPr>
-        <w:t xml:space="preserve">## [17]       NA       NA       NA       NA       NA       NA       NA       NA</w:t>
+        <w:t xml:space="preserve">## [27]       NA       NA       NA       NA       NA       NA       NA       NA       NA       NA       NA       NA       NA</w:t>
       </w:r>
       <w:r>
         <w:br/>
@@ -960,25 +960,7 @@
         <w:rPr>
           <w:rStyle w:val="VerbatimChar"/>
         </w:rPr>
-        <w:t xml:space="preserve">## [25]       NA       NA       NA       NA       NA       NA       NA       NA</w:t>
-      </w:r>
-      <w:r>
-        <w:br/>
-      </w:r>
-      <w:r>
-        <w:rPr>
-          <w:rStyle w:val="VerbatimChar"/>
-        </w:rPr>
-        <w:t xml:space="preserve">## [33]       NA       NA       NA       NA       NA       NA       NA       NA</w:t>
-      </w:r>
-      <w:r>
-        <w:br/>
-      </w:r>
-      <w:r>
-        <w:rPr>
-          <w:rStyle w:val="VerbatimChar"/>
-        </w:rPr>
-        <w:t xml:space="preserve">## [41] 4.386634 5.589984</w:t>
+        <w:t xml:space="preserve">## [40]       NA 4.386634 5.589984</w:t>
       </w:r>
     </w:p>
     <w:p>
@@ -1589,80 +1571,6 @@
           <w:rStyle w:val="NormalTok"/>
         </w:rPr>
         <w:t xml:space="preserve">))</w:t>
-      </w:r>
-    </w:p>
-    <w:p>
-      <w:pPr>
-        <w:pStyle w:val="SourceCode"/>
-      </w:pPr>
-      <w:r>
-        <w:rPr>
-          <w:rStyle w:val="VerbatimChar"/>
-        </w:rPr>
-        <w:t xml:space="preserve">## Warning: Using `size` aesthetic for lines was deprecated in ggplot2 3.4.0.</w:t>
-      </w:r>
-      <w:r>
-        <w:br/>
-      </w:r>
-      <w:r>
-        <w:rPr>
-          <w:rStyle w:val="VerbatimChar"/>
-        </w:rPr>
-        <w:t xml:space="preserve">## ℹ Please use `linewidth` instead.</w:t>
-      </w:r>
-      <w:r>
-        <w:br/>
-      </w:r>
-      <w:r>
-        <w:rPr>
-          <w:rStyle w:val="VerbatimChar"/>
-        </w:rPr>
-        <w:t xml:space="preserve">## ℹ The deprecated feature was likely used in the harbinger package.</w:t>
-      </w:r>
-      <w:r>
-        <w:br/>
-      </w:r>
-      <w:r>
-        <w:rPr>
-          <w:rStyle w:val="VerbatimChar"/>
-        </w:rPr>
-        <w:t xml:space="preserve">##   Please report the issue at</w:t>
-      </w:r>
-      <w:r>
-        <w:br/>
-      </w:r>
-      <w:r>
-        <w:rPr>
-          <w:rStyle w:val="VerbatimChar"/>
-        </w:rPr>
-        <w:t xml:space="preserve">##   &lt;https://github.com/cefet-rj-dal/harbinger/issues&gt;.</w:t>
-      </w:r>
-      <w:r>
-        <w:br/>
-      </w:r>
-      <w:r>
-        <w:rPr>
-          <w:rStyle w:val="VerbatimChar"/>
-        </w:rPr>
-        <w:t xml:space="preserve">## This warning is displayed once per session.</w:t>
-      </w:r>
-      <w:r>
-        <w:br/>
-      </w:r>
-      <w:r>
-        <w:rPr>
-          <w:rStyle w:val="VerbatimChar"/>
-        </w:rPr>
-        <w:t xml:space="preserve">## Call `lifecycle::last_lifecycle_warnings()` to see where this warning was</w:t>
-      </w:r>
-      <w:r>
-        <w:br/>
-      </w:r>
-      <w:r>
-        <w:rPr>
-          <w:rStyle w:val="VerbatimChar"/>
-        </w:rPr>
-        <w:t xml:space="preserve">## generated.</w:t>
       </w:r>
     </w:p>
     <w:p>
@@ -1679,7 +1587,7 @@
               <a:graphicData uri="http://schemas.openxmlformats.org/drawingml/2006/picture">
                 <pic:pic>
                   <pic:nvPicPr>
-                    <pic:cNvPr descr="C:\Git\dal\harbinger\examples\general\doc\06-utilities-examples_filter_criteria_candidate_selection_files/cfbb20639568cbe6853281cb6c519a76b83d657d.png" id="19" name="Picture"/>
+                    <pic:cNvPr descr="/home/gpca/harbinger/examples/general/doc/06-utilities-examples_filter_criteria_candidate_selection_files/ee36ed231aaeb9b6fd13599fa38ef422cf0b6eee.png" id="19" name="Picture"/>
                     <pic:cNvPicPr>
                       <a:picLocks noChangeArrowheads="1" noChangeAspect="1"/>
                     </pic:cNvPicPr>
@@ -1992,7 +1900,7 @@
               <a:graphicData uri="http://schemas.openxmlformats.org/drawingml/2006/picture">
                 <pic:pic>
                   <pic:nvPicPr>
-                    <pic:cNvPr descr="C:\Git\dal\harbinger\examples\general\doc\06-utilities-examples_filter_criteria_candidate_selection_files/f9aa74bf17588e789d6ad80a4fb6c30ecf5ecd42.png" id="22" name="Picture"/>
+                    <pic:cNvPr descr="/home/gpca/harbinger/examples/general/doc/06-utilities-examples_filter_criteria_candidate_selection_files/12b0e70f37ccb0a5f7fbebd8e984d19d3bd13260.png" id="22" name="Picture"/>
                     <pic:cNvPicPr>
                       <a:picLocks noChangeArrowheads="1" noChangeAspect="1"/>
                     </pic:cNvPicPr>
@@ -2305,7 +2213,7 @@
               <a:graphicData uri="http://schemas.openxmlformats.org/drawingml/2006/picture">
                 <pic:pic>
                   <pic:nvPicPr>
-                    <pic:cNvPr descr="C:\Git\dal\harbinger\examples\general\doc\06-utilities-examples_filter_criteria_candidate_selection_files/540b4cd0d9999a7704b796c816fad94d297f6a30.png" id="25" name="Picture"/>
+                    <pic:cNvPr descr="/home/gpca/harbinger/examples/general/doc/06-utilities-examples_filter_criteria_candidate_selection_files/b58e14706f6fb3d52821284027a755ed0a1781fb.png" id="25" name="Picture"/>
                     <pic:cNvPicPr>
                       <a:picLocks noChangeArrowheads="1" noChangeAspect="1"/>
                     </pic:cNvPicPr>
@@ -2672,7 +2580,7 @@
               <a:graphicData uri="http://schemas.openxmlformats.org/drawingml/2006/picture">
                 <pic:pic>
                   <pic:nvPicPr>
-                    <pic:cNvPr descr="C:\Git\dal\harbinger\examples\general\doc\06-utilities-examples_filter_criteria_candidate_selection_files/39ce80a905f7599db1201c21508a02422a5bde84.png" id="28" name="Picture"/>
+                    <pic:cNvPr descr="/home/gpca/harbinger/examples/general/doc/06-utilities-examples_filter_criteria_candidate_selection_files/b58655079d1055bf30c5388e7cadf7bf6c25da41.png" id="28" name="Picture"/>
                     <pic:cNvPicPr>
                       <a:picLocks noChangeArrowheads="1" noChangeAspect="1"/>
                     </pic:cNvPicPr>
@@ -2985,7 +2893,7 @@
               <a:graphicData uri="http://schemas.openxmlformats.org/drawingml/2006/picture">
                 <pic:pic>
                   <pic:nvPicPr>
-                    <pic:cNvPr descr="C:\Git\dal\harbinger\examples\general\doc\06-utilities-examples_filter_criteria_candidate_selection_files/4dbf60190dfe73090bdd539781464e70d56192d1.png" id="31" name="Picture"/>
+                    <pic:cNvPr descr="/home/gpca/harbinger/examples/general/doc/06-utilities-examples_filter_criteria_candidate_selection_files/863a6fba98677991383df5305501b7bf0c36d0f5.png" id="31" name="Picture"/>
                     <pic:cNvPicPr>
                       <a:picLocks noChangeArrowheads="1" noChangeAspect="1"/>
                     </pic:cNvPicPr>
@@ -3343,7 +3251,7 @@
               <a:graphicData uri="http://schemas.openxmlformats.org/drawingml/2006/picture">
                 <pic:pic>
                   <pic:nvPicPr>
-                    <pic:cNvPr descr="C:\Git\dal\harbinger\examples\general\doc\06-utilities-examples_filter_criteria_candidate_selection_files/d1e59eed7763ad4d43b48256786b2edf1d15968e.png" id="34" name="Picture"/>
+                    <pic:cNvPr descr="/home/gpca/harbinger/examples/general/doc/06-utilities-examples_filter_criteria_candidate_selection_files/4a8862ddf7bda6ff27e6a65fd2b04ec7d2233ef0.png" id="34" name="Picture"/>
                     <pic:cNvPicPr>
                       <a:picLocks noChangeArrowheads="1" noChangeAspect="1"/>
                     </pic:cNvPicPr>
@@ -3701,7 +3609,7 @@
               <a:graphicData uri="http://schemas.openxmlformats.org/drawingml/2006/picture">
                 <pic:pic>
                   <pic:nvPicPr>
-                    <pic:cNvPr descr="C:\Git\dal\harbinger\examples\general\doc\06-utilities-examples_filter_criteria_candidate_selection_files/2dac94a73fdf9ff53987a4a7474afb6aa92dad01.png" id="37" name="Picture"/>
+                    <pic:cNvPr descr="/home/gpca/harbinger/examples/general/doc/06-utilities-examples_filter_criteria_candidate_selection_files/2a917945bfe6e0e9c0d62008b41aa015cafe5b4f.png" id="37" name="Picture"/>
                     <pic:cNvPicPr>
                       <a:picLocks noChangeArrowheads="1" noChangeAspect="1"/>
                     </pic:cNvPicPr>
@@ -4104,7 +4012,7 @@
               <a:graphicData uri="http://schemas.openxmlformats.org/drawingml/2006/picture">
                 <pic:pic>
                   <pic:nvPicPr>
-                    <pic:cNvPr descr="C:\Git\dal\harbinger\examples\general\doc\06-utilities-examples_filter_criteria_candidate_selection_files/8bef4bbe2f9b1912d233a02ad260fd117c6ac1d2.png" id="40" name="Picture"/>
+                    <pic:cNvPr descr="/home/gpca/harbinger/examples/general/doc/06-utilities-examples_filter_criteria_candidate_selection_files/d8ab73712bb8d71dfc3fdb52d44811b16245fd2c.png" id="40" name="Picture"/>
                     <pic:cNvPicPr>
                       <a:picLocks noChangeArrowheads="1" noChangeAspect="1"/>
                     </pic:cNvPicPr>
@@ -4516,7 +4424,7 @@
               <a:graphicData uri="http://schemas.openxmlformats.org/drawingml/2006/picture">
                 <pic:pic>
                   <pic:nvPicPr>
-                    <pic:cNvPr descr="C:\Git\dal\harbinger\examples\general\doc\06-utilities-examples_filter_criteria_candidate_selection_files/d764dd7154c90830b12c586e6e83f8193a4806fc.png" id="43" name="Picture"/>
+                    <pic:cNvPr descr="/home/gpca/harbinger/examples/general/doc/06-utilities-examples_filter_criteria_candidate_selection_files/9b791524cf030a2544557d03570849ac2b016d95.png" id="43" name="Picture"/>
                     <pic:cNvPicPr>
                       <a:picLocks noChangeArrowheads="1" noChangeAspect="1"/>
                     </pic:cNvPicPr>

--- a/examples/general/doc/06-utilities-examples_filter_criteria_candidate_selection.docx
+++ b/examples/general/doc/06-utilities-examples_filter_criteria_candidate_selection.docx
@@ -753,7 +753,7 @@
               <a:graphicData uri="http://schemas.openxmlformats.org/drawingml/2006/picture">
                 <pic:pic>
                   <pic:nvPicPr>
-                    <pic:cNvPr descr="/home/gpca/harbinger/examples/general/doc/06-utilities-examples_filter_criteria_candidate_selection_files/46fd22c5619288bab818a9b18590cffbd2d68ef6.png" id="14" name="Picture"/>
+                    <pic:cNvPr descr="C:\Git\dal\harbinger\examples\general\doc\06-utilities-examples_filter_criteria_candidate_selection_files/4a55df58251df6eb25c69832f906d4904517eb6c.png" id="14" name="Picture"/>
                     <pic:cNvPicPr>
                       <a:picLocks noChangeArrowheads="1" noChangeAspect="1"/>
                     </pic:cNvPicPr>
@@ -933,7 +933,7 @@
         <w:rPr>
           <w:rStyle w:val="VerbatimChar"/>
         </w:rPr>
-        <w:t xml:space="preserve">##  [1]       NA       NA       NA       NA       NA       NA       NA       NA       NA       NA       NA       NA       NA</w:t>
+        <w:t xml:space="preserve">##  [1]       NA       NA       NA       NA       NA       NA       NA       NA</w:t>
       </w:r>
       <w:r>
         <w:br/>
@@ -942,7 +942,7 @@
         <w:rPr>
           <w:rStyle w:val="VerbatimChar"/>
         </w:rPr>
-        <w:t xml:space="preserve">## [14]       NA       NA       NA       NA       NA       NA       NA       NA       NA       NA       NA       NA       NA</w:t>
+        <w:t xml:space="preserve">##  [9]       NA       NA       NA       NA       NA       NA       NA       NA</w:t>
       </w:r>
       <w:r>
         <w:br/>
@@ -951,7 +951,7 @@
         <w:rPr>
           <w:rStyle w:val="VerbatimChar"/>
         </w:rPr>
-        <w:t xml:space="preserve">## [27]       NA       NA       NA       NA       NA       NA       NA       NA       NA       NA       NA       NA       NA</w:t>
+        <w:t xml:space="preserve">## [17]       NA       NA       NA       NA       NA       NA       NA       NA</w:t>
       </w:r>
       <w:r>
         <w:br/>
@@ -960,7 +960,25 @@
         <w:rPr>
           <w:rStyle w:val="VerbatimChar"/>
         </w:rPr>
-        <w:t xml:space="preserve">## [40]       NA 4.386634 5.589984</w:t>
+        <w:t xml:space="preserve">## [25]       NA       NA       NA       NA       NA       NA       NA       NA</w:t>
+      </w:r>
+      <w:r>
+        <w:br/>
+      </w:r>
+      <w:r>
+        <w:rPr>
+          <w:rStyle w:val="VerbatimChar"/>
+        </w:rPr>
+        <w:t xml:space="preserve">## [33]       NA       NA       NA       NA       NA       NA       NA       NA</w:t>
+      </w:r>
+      <w:r>
+        <w:br/>
+      </w:r>
+      <w:r>
+        <w:rPr>
+          <w:rStyle w:val="VerbatimChar"/>
+        </w:rPr>
+        <w:t xml:space="preserve">## [41] 4.386634 5.589984</w:t>
       </w:r>
     </w:p>
     <w:p>
@@ -1587,7 +1605,7 @@
               <a:graphicData uri="http://schemas.openxmlformats.org/drawingml/2006/picture">
                 <pic:pic>
                   <pic:nvPicPr>
-                    <pic:cNvPr descr="/home/gpca/harbinger/examples/general/doc/06-utilities-examples_filter_criteria_candidate_selection_files/ee36ed231aaeb9b6fd13599fa38ef422cf0b6eee.png" id="19" name="Picture"/>
+                    <pic:cNvPr descr="C:\Git\dal\harbinger\examples\general\doc\06-utilities-examples_filter_criteria_candidate_selection_files/b6e6feb3acae859c53ee29f4605df1c18cb09ef3.png" id="19" name="Picture"/>
                     <pic:cNvPicPr>
                       <a:picLocks noChangeArrowheads="1" noChangeAspect="1"/>
                     </pic:cNvPicPr>
@@ -1900,7 +1918,7 @@
               <a:graphicData uri="http://schemas.openxmlformats.org/drawingml/2006/picture">
                 <pic:pic>
                   <pic:nvPicPr>
-                    <pic:cNvPr descr="/home/gpca/harbinger/examples/general/doc/06-utilities-examples_filter_criteria_candidate_selection_files/12b0e70f37ccb0a5f7fbebd8e984d19d3bd13260.png" id="22" name="Picture"/>
+                    <pic:cNvPr descr="C:\Git\dal\harbinger\examples\general\doc\06-utilities-examples_filter_criteria_candidate_selection_files/1f0f53bdd613b32eabc264327d34f06fe1783ee1.png" id="22" name="Picture"/>
                     <pic:cNvPicPr>
                       <a:picLocks noChangeArrowheads="1" noChangeAspect="1"/>
                     </pic:cNvPicPr>
@@ -2213,7 +2231,7 @@
               <a:graphicData uri="http://schemas.openxmlformats.org/drawingml/2006/picture">
                 <pic:pic>
                   <pic:nvPicPr>
-                    <pic:cNvPr descr="/home/gpca/harbinger/examples/general/doc/06-utilities-examples_filter_criteria_candidate_selection_files/b58e14706f6fb3d52821284027a755ed0a1781fb.png" id="25" name="Picture"/>
+                    <pic:cNvPr descr="C:\Git\dal\harbinger\examples\general\doc\06-utilities-examples_filter_criteria_candidate_selection_files/5fc52e33b21fb65e2f2181824baf13077621bb8d.png" id="25" name="Picture"/>
                     <pic:cNvPicPr>
                       <a:picLocks noChangeArrowheads="1" noChangeAspect="1"/>
                     </pic:cNvPicPr>
@@ -2580,7 +2598,7 @@
               <a:graphicData uri="http://schemas.openxmlformats.org/drawingml/2006/picture">
                 <pic:pic>
                   <pic:nvPicPr>
-                    <pic:cNvPr descr="/home/gpca/harbinger/examples/general/doc/06-utilities-examples_filter_criteria_candidate_selection_files/b58655079d1055bf30c5388e7cadf7bf6c25da41.png" id="28" name="Picture"/>
+                    <pic:cNvPr descr="C:\Git\dal\harbinger\examples\general\doc\06-utilities-examples_filter_criteria_candidate_selection_files/9efe0f482298d683d54edba5b50309115a42ab94.png" id="28" name="Picture"/>
                     <pic:cNvPicPr>
                       <a:picLocks noChangeArrowheads="1" noChangeAspect="1"/>
                     </pic:cNvPicPr>
@@ -2893,7 +2911,7 @@
               <a:graphicData uri="http://schemas.openxmlformats.org/drawingml/2006/picture">
                 <pic:pic>
                   <pic:nvPicPr>
-                    <pic:cNvPr descr="/home/gpca/harbinger/examples/general/doc/06-utilities-examples_filter_criteria_candidate_selection_files/863a6fba98677991383df5305501b7bf0c36d0f5.png" id="31" name="Picture"/>
+                    <pic:cNvPr descr="C:\Git\dal\harbinger\examples\general\doc\06-utilities-examples_filter_criteria_candidate_selection_files/4ba199cffcec1b4427d403273bebabe642579bad.png" id="31" name="Picture"/>
                     <pic:cNvPicPr>
                       <a:picLocks noChangeArrowheads="1" noChangeAspect="1"/>
                     </pic:cNvPicPr>
@@ -3251,7 +3269,7 @@
               <a:graphicData uri="http://schemas.openxmlformats.org/drawingml/2006/picture">
                 <pic:pic>
                   <pic:nvPicPr>
-                    <pic:cNvPr descr="/home/gpca/harbinger/examples/general/doc/06-utilities-examples_filter_criteria_candidate_selection_files/4a8862ddf7bda6ff27e6a65fd2b04ec7d2233ef0.png" id="34" name="Picture"/>
+                    <pic:cNvPr descr="C:\Git\dal\harbinger\examples\general\doc\06-utilities-examples_filter_criteria_candidate_selection_files/ae52c710e78589450fc76278dac73417ed608cfc.png" id="34" name="Picture"/>
                     <pic:cNvPicPr>
                       <a:picLocks noChangeArrowheads="1" noChangeAspect="1"/>
                     </pic:cNvPicPr>
@@ -3609,7 +3627,7 @@
               <a:graphicData uri="http://schemas.openxmlformats.org/drawingml/2006/picture">
                 <pic:pic>
                   <pic:nvPicPr>
-                    <pic:cNvPr descr="/home/gpca/harbinger/examples/general/doc/06-utilities-examples_filter_criteria_candidate_selection_files/2a917945bfe6e0e9c0d62008b41aa015cafe5b4f.png" id="37" name="Picture"/>
+                    <pic:cNvPr descr="C:\Git\dal\harbinger\examples\general\doc\06-utilities-examples_filter_criteria_candidate_selection_files/4e9087c16bc7045574ad37396ebff41684fda054.png" id="37" name="Picture"/>
                     <pic:cNvPicPr>
                       <a:picLocks noChangeArrowheads="1" noChangeAspect="1"/>
                     </pic:cNvPicPr>
@@ -4012,7 +4030,7 @@
               <a:graphicData uri="http://schemas.openxmlformats.org/drawingml/2006/picture">
                 <pic:pic>
                   <pic:nvPicPr>
-                    <pic:cNvPr descr="/home/gpca/harbinger/examples/general/doc/06-utilities-examples_filter_criteria_candidate_selection_files/d8ab73712bb8d71dfc3fdb52d44811b16245fd2c.png" id="40" name="Picture"/>
+                    <pic:cNvPr descr="C:\Git\dal\harbinger\examples\general\doc\06-utilities-examples_filter_criteria_candidate_selection_files/5b8395b6ff1387016e944cf1617bb68b3bb153d3.png" id="40" name="Picture"/>
                     <pic:cNvPicPr>
                       <a:picLocks noChangeArrowheads="1" noChangeAspect="1"/>
                     </pic:cNvPicPr>
@@ -4424,7 +4442,7 @@
               <a:graphicData uri="http://schemas.openxmlformats.org/drawingml/2006/picture">
                 <pic:pic>
                   <pic:nvPicPr>
-                    <pic:cNvPr descr="/home/gpca/harbinger/examples/general/doc/06-utilities-examples_filter_criteria_candidate_selection_files/9b791524cf030a2544557d03570849ac2b016d95.png" id="43" name="Picture"/>
+                    <pic:cNvPr descr="C:\Git\dal\harbinger\examples\general\doc\06-utilities-examples_filter_criteria_candidate_selection_files/701e6ed206b465d748482a15034063fb9e3293bb.png" id="43" name="Picture"/>
                     <pic:cNvPicPr>
                       <a:picLocks noChangeArrowheads="1" noChangeAspect="1"/>
                     </pic:cNvPicPr>

--- a/examples/general/doc/06-utilities-examples_filter_criteria_candidate_selection.docx
+++ b/examples/general/doc/06-utilities-examples_filter_criteria_candidate_selection.docx
@@ -90,7 +90,7 @@
         <w:pStyle w:val="FirstParagraph"/>
       </w:pPr>
       <w:r>
-        <w:t xml:space="preserve">The notebook tests the classic Gaussian, boxplot/IQR, ratio, and Grubbs filters, then contrasts two contiguous-run reducers (</w:t>
+        <w:t xml:space="preserve">The notebook tests the classic Gaussian, boxplot/IQR, MAD, ratio, and Grubbs filters, then contrasts two contiguous-run reducers (</w:t>
       </w:r>
       <w:r>
         <w:rPr>
@@ -118,7 +118,7 @@
       </w:r>
     </w:p>
     <w:bookmarkEnd w:id="10"/>
-    <w:bookmarkStart w:id="45" w:name="what-you-will-do"/>
+    <w:bookmarkStart w:id="53" w:name="what-you-will-do"/>
     <w:p>
       <w:pPr>
         <w:pStyle w:val="Heading2"/>
@@ -136,7 +136,7 @@
         </w:numPr>
       </w:pPr>
       <w:r>
-        <w:t xml:space="preserve">inspect direct utility outputs before fitting a detector</w:t>
+        <w:t xml:space="preserve">compare filter criteria on the same residual signal</w:t>
       </w:r>
     </w:p>
     <w:p>
@@ -148,7 +148,7 @@
         </w:numPr>
       </w:pPr>
       <w:r>
-        <w:t xml:space="preserve">compare filter criteria on the same residual signal</w:t>
+        <w:t xml:space="preserve">test how candidate-selection rules behave when candidates appear in contiguous runs</w:t>
       </w:r>
     </w:p>
     <w:p>
@@ -160,18 +160,6 @@
         </w:numPr>
       </w:pPr>
       <w:r>
-        <w:t xml:space="preserve">test how candidate-selection rules behave when candidates appear in contiguous runs</w:t>
-      </w:r>
-    </w:p>
-    <w:p>
-      <w:pPr>
-        <w:pStyle w:val="Compact"/>
-        <w:numPr>
-          <w:ilvl w:val="0"/>
-          <w:numId w:val="1002"/>
-        </w:numPr>
-      </w:pPr>
-      <w:r>
         <w:t xml:space="preserve">connect those utility choices to the final detector output and residual plot</w:t>
       </w:r>
     </w:p>
@@ -189,27 +177,15 @@
         <w:pStyle w:val="FirstParagraph"/>
       </w:pPr>
       <w:r>
-        <w:t xml:space="preserve">This setup anchors the notebook in a simple anomaly series and in two synthetic residual vectors. The purpose is to separate two questions that are often mixed together: how a filter criterion creates anomaly candidates, and how a candidate-selection rule interprets a contiguous run of candidates after that first cut.</w:t>
+        <w:t xml:space="preserve">This setup anchors the notebook in a simple anomaly series. The idea is to keep the detector fixed and vary only the utility functions, so each residual plot can be interpreted as the effect of a specific alternative for deviation measure, filter criterion, or candidate selection.</w:t>
       </w:r>
     </w:p>
     <w:p>
       <w:pPr>
-        <w:pStyle w:val="SourceCode"/>
-      </w:pPr>
-      <w:r>
-        <w:rPr>
-          <w:rStyle w:val="CommentTok"/>
-        </w:rPr>
-        <w:t xml:space="preserve"># Install Harbinger (if needed)</w:t>
-      </w:r>
-      <w:r>
-        <w:br/>
-      </w:r>
-      <w:r>
-        <w:rPr>
-          <w:rStyle w:val="CommentTok"/>
-        </w:rPr>
-        <w:t xml:space="preserve">#install.packages("harbinger")</w:t>
+        <w:pStyle w:val="BodyText"/>
+      </w:pPr>
+      <w:r>
+        <w:t xml:space="preserve">The comparison should be read as a study of behavior, not only of outputs. Each configuration answers a slightly different question about the residuals: should the method privilege quadratic emphasis, linear robustness, robust dispersion, relative scale, or persistence across contiguous candidates?</w:t>
       </w:r>
     </w:p>
     <w:p>
@@ -220,37 +196,16 @@
         <w:rPr>
           <w:rStyle w:val="CommentTok"/>
         </w:rPr>
-        <w:t xml:space="preserve"># Load required packages</w:t>
-      </w:r>
-      <w:r>
-        <w:br/>
-      </w:r>
-      <w:r>
-        <w:rPr>
-          <w:rStyle w:val="FunctionTok"/>
-        </w:rPr>
-        <w:t xml:space="preserve">library</w:t>
-      </w:r>
-      <w:r>
-        <w:rPr>
-          <w:rStyle w:val="NormalTok"/>
-        </w:rPr>
-        <w:t xml:space="preserve">(daltoolbox)</w:t>
-      </w:r>
-      <w:r>
-        <w:br/>
-      </w:r>
-      <w:r>
-        <w:rPr>
-          <w:rStyle w:val="FunctionTok"/>
-        </w:rPr>
-        <w:t xml:space="preserve">library</w:t>
-      </w:r>
-      <w:r>
-        <w:rPr>
-          <w:rStyle w:val="NormalTok"/>
-        </w:rPr>
-        <w:t xml:space="preserve">(harbinger) </w:t>
+        <w:t xml:space="preserve"># Install Harbinger (if needed)</w:t>
+      </w:r>
+      <w:r>
+        <w:br/>
+      </w:r>
+      <w:r>
+        <w:rPr>
+          <w:rStyle w:val="CommentTok"/>
+        </w:rPr>
+        <w:t xml:space="preserve">#install.packages("harbinger")</w:t>
       </w:r>
     </w:p>
     <w:p>
@@ -261,40 +216,22 @@
         <w:rPr>
           <w:rStyle w:val="CommentTok"/>
         </w:rPr>
-        <w:t xml:space="preserve"># Instantiate utilities</w:t>
-      </w:r>
-      <w:r>
-        <w:br/>
-      </w:r>
-      <w:r>
-        <w:rPr>
-          <w:rStyle w:val="NormalTok"/>
-        </w:rPr>
-        <w:t xml:space="preserve">hutils </w:t>
-      </w:r>
-      <w:r>
-        <w:rPr>
-          <w:rStyle w:val="OtherTok"/>
-        </w:rPr>
-        <w:t xml:space="preserve">&lt;-</w:t>
-      </w:r>
-      <w:r>
-        <w:rPr>
-          <w:rStyle w:val="NormalTok"/>
-        </w:rPr>
-        <w:t xml:space="preserve"> </w:t>
-      </w:r>
-      <w:r>
-        <w:rPr>
-          <w:rStyle w:val="FunctionTok"/>
-        </w:rPr>
-        <w:t xml:space="preserve">harutils</w:t>
-      </w:r>
-      <w:r>
-        <w:rPr>
-          <w:rStyle w:val="NormalTok"/>
-        </w:rPr>
-        <w:t xml:space="preserve">()</w:t>
+        <w:t xml:space="preserve"># Load required packages</w:t>
+      </w:r>
+      <w:r>
+        <w:br/>
+      </w:r>
+      <w:r>
+        <w:rPr>
+          <w:rStyle w:val="FunctionTok"/>
+        </w:rPr>
+        <w:t xml:space="preserve">library</w:t>
+      </w:r>
+      <w:r>
+        <w:rPr>
+          <w:rStyle w:val="NormalTok"/>
+        </w:rPr>
+        <w:t xml:space="preserve">(daltoolbox)</w:t>
       </w:r>
     </w:p>
     <w:p>
@@ -303,45 +240,95 @@
       </w:pPr>
       <w:r>
         <w:rPr>
+          <w:rStyle w:val="VerbatimChar"/>
+        </w:rPr>
+        <w:t xml:space="preserve">## Warning: package 'daltoolbox' was built under R version 4.5.3</w:t>
+      </w:r>
+    </w:p>
+    <w:p>
+      <w:pPr>
+        <w:pStyle w:val="SourceCode"/>
+      </w:pPr>
+      <w:r>
+        <w:rPr>
+          <w:rStyle w:val="VerbatimChar"/>
+        </w:rPr>
+        <w:t xml:space="preserve">## </w:t>
+      </w:r>
+      <w:r>
+        <w:br/>
+      </w:r>
+      <w:r>
+        <w:rPr>
+          <w:rStyle w:val="VerbatimChar"/>
+        </w:rPr>
+        <w:t xml:space="preserve">## Attaching package: 'daltoolbox'</w:t>
+      </w:r>
+    </w:p>
+    <w:p>
+      <w:pPr>
+        <w:pStyle w:val="SourceCode"/>
+      </w:pPr>
+      <w:r>
+        <w:rPr>
+          <w:rStyle w:val="VerbatimChar"/>
+        </w:rPr>
+        <w:t xml:space="preserve">## The following object is masked from 'package:base':</w:t>
+      </w:r>
+      <w:r>
+        <w:br/>
+      </w:r>
+      <w:r>
+        <w:rPr>
+          <w:rStyle w:val="VerbatimChar"/>
+        </w:rPr>
+        <w:t xml:space="preserve">## </w:t>
+      </w:r>
+      <w:r>
+        <w:br/>
+      </w:r>
+      <w:r>
+        <w:rPr>
+          <w:rStyle w:val="VerbatimChar"/>
+        </w:rPr>
+        <w:t xml:space="preserve">##     transform</w:t>
+      </w:r>
+    </w:p>
+    <w:p>
+      <w:pPr>
+        <w:pStyle w:val="SourceCode"/>
+      </w:pPr>
+      <w:r>
+        <w:rPr>
+          <w:rStyle w:val="FunctionTok"/>
+        </w:rPr>
+        <w:t xml:space="preserve">library</w:t>
+      </w:r>
+      <w:r>
+        <w:rPr>
+          <w:rStyle w:val="NormalTok"/>
+        </w:rPr>
+        <w:t xml:space="preserve">(harbinger) </w:t>
+      </w:r>
+    </w:p>
+    <w:p>
+      <w:pPr>
+        <w:pStyle w:val="SourceCode"/>
+      </w:pPr>
+      <w:r>
+        <w:rPr>
           <w:rStyle w:val="CommentTok"/>
         </w:rPr>
-        <w:t xml:space="preserve"># Synthetic residual vectors used to test the new utility functions directly</w:t>
-      </w:r>
-      <w:r>
-        <w:br/>
-      </w:r>
-      <w:r>
-        <w:rPr>
-          <w:rStyle w:val="FunctionTok"/>
-        </w:rPr>
-        <w:t xml:space="preserve">set.seed</w:t>
-      </w:r>
-      <w:r>
-        <w:rPr>
-          <w:rStyle w:val="NormalTok"/>
-        </w:rPr>
-        <w:t xml:space="preserve">(</w:t>
-      </w:r>
-      <w:r>
-        <w:rPr>
-          <w:rStyle w:val="DecValTok"/>
-        </w:rPr>
-        <w:t xml:space="preserve">123</w:t>
-      </w:r>
-      <w:r>
-        <w:rPr>
-          <w:rStyle w:val="NormalTok"/>
-        </w:rPr>
-        <w:t xml:space="preserve">)</w:t>
-      </w:r>
-      <w:r>
-        <w:br/>
-      </w:r>
-      <w:r>
-        <w:rPr>
-          <w:rStyle w:val="NormalTok"/>
-        </w:rPr>
-        <w:t xml:space="preserve">res_grubbs </w:t>
+        <w:t xml:space="preserve"># Instantiate utilities</w:t>
+      </w:r>
+      <w:r>
+        <w:br/>
+      </w:r>
+      <w:r>
+        <w:rPr>
+          <w:rStyle w:val="NormalTok"/>
+        </w:rPr>
+        <w:t xml:space="preserve">hutils </w:t>
       </w:r>
       <w:r>
         <w:rPr>
@@ -359,268 +346,13 @@
         <w:rPr>
           <w:rStyle w:val="FunctionTok"/>
         </w:rPr>
-        <w:t xml:space="preserve">c</w:t>
-      </w:r>
-      <w:r>
-        <w:rPr>
-          <w:rStyle w:val="NormalTok"/>
-        </w:rPr>
-        <w:t xml:space="preserve">(</w:t>
-      </w:r>
-      <w:r>
-        <w:rPr>
-          <w:rStyle w:val="FunctionTok"/>
-        </w:rPr>
-        <w:t xml:space="preserve">rnorm</w:t>
-      </w:r>
-      <w:r>
-        <w:rPr>
-          <w:rStyle w:val="NormalTok"/>
-        </w:rPr>
-        <w:t xml:space="preserve">(</w:t>
-      </w:r>
-      <w:r>
-        <w:rPr>
-          <w:rStyle w:val="DecValTok"/>
-        </w:rPr>
-        <w:t xml:space="preserve">40</w:t>
-      </w:r>
-      <w:r>
-        <w:rPr>
-          <w:rStyle w:val="NormalTok"/>
-        </w:rPr>
-        <w:t xml:space="preserve">, </w:t>
-      </w:r>
-      <w:r>
-        <w:rPr>
-          <w:rStyle w:val="AttributeTok"/>
-        </w:rPr>
-        <w:t xml:space="preserve">mean =</w:t>
-      </w:r>
-      <w:r>
-        <w:rPr>
-          <w:rStyle w:val="NormalTok"/>
-        </w:rPr>
-        <w:t xml:space="preserve"> </w:t>
-      </w:r>
-      <w:r>
-        <w:rPr>
-          <w:rStyle w:val="DecValTok"/>
-        </w:rPr>
-        <w:t xml:space="preserve">0</w:t>
-      </w:r>
-      <w:r>
-        <w:rPr>
-          <w:rStyle w:val="NormalTok"/>
-        </w:rPr>
-        <w:t xml:space="preserve">, </w:t>
-      </w:r>
-      <w:r>
-        <w:rPr>
-          <w:rStyle w:val="AttributeTok"/>
-        </w:rPr>
-        <w:t xml:space="preserve">sd =</w:t>
-      </w:r>
-      <w:r>
-        <w:rPr>
-          <w:rStyle w:val="NormalTok"/>
-        </w:rPr>
-        <w:t xml:space="preserve"> </w:t>
-      </w:r>
-      <w:r>
-        <w:rPr>
-          <w:rStyle w:val="FloatTok"/>
-        </w:rPr>
-        <w:t xml:space="preserve">0.15</w:t>
-      </w:r>
-      <w:r>
-        <w:rPr>
-          <w:rStyle w:val="NormalTok"/>
-        </w:rPr>
-        <w:t xml:space="preserve">), </w:t>
-      </w:r>
-      <w:r>
-        <w:rPr>
-          <w:rStyle w:val="FloatTok"/>
-        </w:rPr>
-        <w:t xml:space="preserve">1.8</w:t>
-      </w:r>
-      <w:r>
-        <w:rPr>
-          <w:rStyle w:val="NormalTok"/>
-        </w:rPr>
-        <w:t xml:space="preserve">, </w:t>
-      </w:r>
-      <w:r>
-        <w:rPr>
-          <w:rStyle w:val="SpecialCharTok"/>
-        </w:rPr>
-        <w:t xml:space="preserve">-</w:t>
-      </w:r>
-      <w:r>
-        <w:rPr>
-          <w:rStyle w:val="FloatTok"/>
-        </w:rPr>
-        <w:t xml:space="preserve">1.7</w:t>
-      </w:r>
-      <w:r>
-        <w:rPr>
-          <w:rStyle w:val="NormalTok"/>
-        </w:rPr>
-        <w:t xml:space="preserve">)</w:t>
-      </w:r>
-      <w:r>
-        <w:br/>
-      </w:r>
-      <w:r>
-        <w:rPr>
-          <w:rStyle w:val="NormalTok"/>
-        </w:rPr>
-        <w:t xml:space="preserve">res_sequence </w:t>
-      </w:r>
-      <w:r>
-        <w:rPr>
-          <w:rStyle w:val="OtherTok"/>
-        </w:rPr>
-        <w:t xml:space="preserve">&lt;-</w:t>
-      </w:r>
-      <w:r>
-        <w:rPr>
-          <w:rStyle w:val="NormalTok"/>
-        </w:rPr>
-        <w:t xml:space="preserve"> </w:t>
-      </w:r>
-      <w:r>
-        <w:rPr>
-          <w:rStyle w:val="FunctionTok"/>
-        </w:rPr>
-        <w:t xml:space="preserve">c</w:t>
-      </w:r>
-      <w:r>
-        <w:rPr>
-          <w:rStyle w:val="NormalTok"/>
-        </w:rPr>
-        <w:t xml:space="preserve">(</w:t>
-      </w:r>
-      <w:r>
-        <w:rPr>
-          <w:rStyle w:val="FunctionTok"/>
-        </w:rPr>
-        <w:t xml:space="preserve">rnorm</w:t>
-      </w:r>
-      <w:r>
-        <w:rPr>
-          <w:rStyle w:val="NormalTok"/>
-        </w:rPr>
-        <w:t xml:space="preserve">(</w:t>
-      </w:r>
-      <w:r>
-        <w:rPr>
-          <w:rStyle w:val="DecValTok"/>
-        </w:rPr>
-        <w:t xml:space="preserve">30</w:t>
-      </w:r>
-      <w:r>
-        <w:rPr>
-          <w:rStyle w:val="NormalTok"/>
-        </w:rPr>
-        <w:t xml:space="preserve">, </w:t>
-      </w:r>
-      <w:r>
-        <w:rPr>
-          <w:rStyle w:val="AttributeTok"/>
-        </w:rPr>
-        <w:t xml:space="preserve">mean =</w:t>
-      </w:r>
-      <w:r>
-        <w:rPr>
-          <w:rStyle w:val="NormalTok"/>
-        </w:rPr>
-        <w:t xml:space="preserve"> </w:t>
-      </w:r>
-      <w:r>
-        <w:rPr>
-          <w:rStyle w:val="DecValTok"/>
-        </w:rPr>
-        <w:t xml:space="preserve">0</w:t>
-      </w:r>
-      <w:r>
-        <w:rPr>
-          <w:rStyle w:val="NormalTok"/>
-        </w:rPr>
-        <w:t xml:space="preserve">, </w:t>
-      </w:r>
-      <w:r>
-        <w:rPr>
-          <w:rStyle w:val="AttributeTok"/>
-        </w:rPr>
-        <w:t xml:space="preserve">sd =</w:t>
-      </w:r>
-      <w:r>
-        <w:rPr>
-          <w:rStyle w:val="NormalTok"/>
-        </w:rPr>
-        <w:t xml:space="preserve"> </w:t>
-      </w:r>
-      <w:r>
-        <w:rPr>
-          <w:rStyle w:val="FloatTok"/>
-        </w:rPr>
-        <w:t xml:space="preserve">0.20</w:t>
-      </w:r>
-      <w:r>
-        <w:rPr>
-          <w:rStyle w:val="NormalTok"/>
-        </w:rPr>
-        <w:t xml:space="preserve">), </w:t>
-      </w:r>
-      <w:r>
-        <w:rPr>
-          <w:rStyle w:val="FloatTok"/>
-        </w:rPr>
-        <w:t xml:space="preserve">1.7</w:t>
-      </w:r>
-      <w:r>
-        <w:rPr>
-          <w:rStyle w:val="NormalTok"/>
-        </w:rPr>
-        <w:t xml:space="preserve">, </w:t>
-      </w:r>
-      <w:r>
-        <w:rPr>
-          <w:rStyle w:val="FloatTok"/>
-        </w:rPr>
-        <w:t xml:space="preserve">1.9</w:t>
-      </w:r>
-      <w:r>
-        <w:rPr>
-          <w:rStyle w:val="NormalTok"/>
-        </w:rPr>
-        <w:t xml:space="preserve">, </w:t>
-      </w:r>
-      <w:r>
-        <w:rPr>
-          <w:rStyle w:val="FloatTok"/>
-        </w:rPr>
-        <w:t xml:space="preserve">1.8</w:t>
-      </w:r>
-      <w:r>
-        <w:rPr>
-          <w:rStyle w:val="NormalTok"/>
-        </w:rPr>
-        <w:t xml:space="preserve">, </w:t>
-      </w:r>
-      <w:r>
-        <w:rPr>
-          <w:rStyle w:val="FloatTok"/>
-        </w:rPr>
-        <w:t xml:space="preserve">0.1</w:t>
-      </w:r>
-      <w:r>
-        <w:rPr>
-          <w:rStyle w:val="NormalTok"/>
-        </w:rPr>
-        <w:t xml:space="preserve">)</w:t>
+        <w:t xml:space="preserve">harutils</w:t>
+      </w:r>
+      <w:r>
+        <w:rPr>
+          <w:rStyle w:val="NormalTok"/>
+        </w:rPr>
+        <w:t xml:space="preserve">()</w:t>
       </w:r>
     </w:p>
     <w:bookmarkEnd w:id="11"/>
@@ -753,7 +485,7 @@
               <a:graphicData uri="http://schemas.openxmlformats.org/drawingml/2006/picture">
                 <pic:pic>
                   <pic:nvPicPr>
-                    <pic:cNvPr descr="C:\Git\dal\harbinger\examples\general\doc\06-utilities-examples_filter_criteria_candidate_selection_files/4a55df58251df6eb25c69832f906d4904517eb6c.png" id="14" name="Picture"/>
+                    <pic:cNvPr descr="..\..\examples\general\doc\06-utilities-examples_filter_criteria_candidate_selection_files/e75479f029ff0d53bb53eceb3546deeae29f0e97.png" id="14" name="Picture"/>
                     <pic:cNvPicPr>
                       <a:picLocks noChangeArrowheads="1" noChangeAspect="1"/>
                     </pic:cNvPicPr>
@@ -787,13 +519,13 @@
       </w:r>
     </w:p>
     <w:bookmarkEnd w:id="15"/>
-    <w:bookmarkStart w:id="16" w:name="test-utility-functions-directly"/>
+    <w:bookmarkStart w:id="52" w:name="configure-the-method"/>
     <w:p>
       <w:pPr>
         <w:pStyle w:val="Heading3"/>
       </w:pPr>
       <w:r>
-        <w:t xml:space="preserve">Test Utility Functions Directly</w:t>
+        <w:t xml:space="preserve">Configure the Method</w:t>
       </w:r>
     </w:p>
     <w:p>
@@ -801,7 +533,7 @@
         <w:pStyle w:val="FirstParagraph"/>
       </w:pPr>
       <w:r>
-        <w:t xml:space="preserve">The next two chunks isolate the new behavior introduced in the utility layer.</w:t>
+        <w:t xml:space="preserve">The choices below connect those utility functions to a detector. Each block keeps the regression model simple and changes only the utility stage that is being studied, so the difference in the residual plot comes from the utility choice rather than from a model change.</w:t>
       </w:r>
     </w:p>
     <w:p>
@@ -809,19 +541,7 @@
         <w:pStyle w:val="BodyText"/>
       </w:pPr>
       <w:r>
-        <w:t xml:space="preserve">The first chunk tests</w:t>
-      </w:r>
-      <w:r>
-        <w:t xml:space="preserve"> </w:t>
-      </w:r>
-      <w:r>
-        <w:rPr>
-          <w:rStyle w:val="VerbatimChar"/>
-        </w:rPr>
-        <w:t xml:space="preserve">har_filter_grubbs()</w:t>
-      </w:r>
-      <w:r>
-        <w:t xml:space="preserve">. This is a global filter criterion: it scans the full residual vector, iteratively removes the most extreme observation when the Grubbs statistic is significant, and returns candidate indexes plus an interpretable threshold for plotting.</w:t>
+        <w:t xml:space="preserve">When reading the figures, the practical question is always the same: how does each alternative modify the residual scale, the threshold line, and the final number and position of marked events?</w:t>
       </w:r>
     </w:p>
     <w:p>
@@ -832,16 +552,52 @@
         <w:rPr>
           <w:rStyle w:val="CommentTok"/>
         </w:rPr>
-        <w:t xml:space="preserve"># Direct test of the Grubbs filter criterion on a synthetic residual vector</w:t>
-      </w:r>
-      <w:r>
-        <w:br/>
-      </w:r>
-      <w:r>
-        <w:rPr>
-          <w:rStyle w:val="NormalTok"/>
-        </w:rPr>
-        <w:t xml:space="preserve">gidx </w:t>
+        <w:t xml:space="preserve"># Baseline configuration.</w:t>
+      </w:r>
+      <w:r>
+        <w:br/>
+      </w:r>
+      <w:r>
+        <w:rPr>
+          <w:rStyle w:val="CommentTok"/>
+        </w:rPr>
+        <w:t xml:space="preserve"># Objective: provide a simple global rule for residual screening.</w:t>
+      </w:r>
+      <w:r>
+        <w:br/>
+      </w:r>
+      <w:r>
+        <w:rPr>
+          <w:rStyle w:val="CommentTok"/>
+        </w:rPr>
+        <w:t xml:space="preserve"># Property: the default Gaussian filter uses a mean ± 3*sd logic on the</w:t>
+      </w:r>
+      <w:r>
+        <w:br/>
+      </w:r>
+      <w:r>
+        <w:rPr>
+          <w:rStyle w:val="CommentTok"/>
+        </w:rPr>
+        <w:t xml:space="preserve"># residual magnitudes, so it works as a strong baseline when the residual</w:t>
+      </w:r>
+      <w:r>
+        <w:br/>
+      </w:r>
+      <w:r>
+        <w:rPr>
+          <w:rStyle w:val="CommentTok"/>
+        </w:rPr>
+        <w:t xml:space="preserve"># scale is reasonably stable.</w:t>
+      </w:r>
+      <w:r>
+        <w:br/>
+      </w:r>
+      <w:r>
+        <w:rPr>
+          <w:rStyle w:val="NormalTok"/>
+        </w:rPr>
+        <w:t xml:space="preserve">model </w:t>
       </w:r>
       <w:r>
         <w:rPr>
@@ -853,40 +609,196 @@
         <w:rPr>
           <w:rStyle w:val="NormalTok"/>
         </w:rPr>
-        <w:t xml:space="preserve"> hutils</w:t>
-      </w:r>
-      <w:r>
-        <w:rPr>
-          <w:rStyle w:val="SpecialCharTok"/>
-        </w:rPr>
-        <w:t xml:space="preserve">$</w:t>
-      </w:r>
-      <w:r>
-        <w:rPr>
-          <w:rStyle w:val="FunctionTok"/>
-        </w:rPr>
-        <w:t xml:space="preserve">har_filter_grubbs</w:t>
-      </w:r>
-      <w:r>
-        <w:rPr>
-          <w:rStyle w:val="NormalTok"/>
-        </w:rPr>
-        <w:t xml:space="preserve">(res_grubbs)</w:t>
-      </w:r>
-      <w:r>
-        <w:br/>
-      </w:r>
-      <w:r>
-        <w:rPr>
-          <w:rStyle w:val="FunctionTok"/>
-        </w:rPr>
-        <w:t xml:space="preserve">print</w:t>
-      </w:r>
-      <w:r>
-        <w:rPr>
-          <w:rStyle w:val="NormalTok"/>
-        </w:rPr>
-        <w:t xml:space="preserve">(gidx)</w:t>
+        <w:t xml:space="preserve"> </w:t>
+      </w:r>
+      <w:r>
+        <w:rPr>
+          <w:rStyle w:val="FunctionTok"/>
+        </w:rPr>
+        <w:t xml:space="preserve">hanr_arima</w:t>
+      </w:r>
+      <w:r>
+        <w:rPr>
+          <w:rStyle w:val="NormalTok"/>
+        </w:rPr>
+        <w:t xml:space="preserve">()</w:t>
+      </w:r>
+      <w:r>
+        <w:br/>
+      </w:r>
+      <w:r>
+        <w:rPr>
+          <w:rStyle w:val="NormalTok"/>
+        </w:rPr>
+        <w:t xml:space="preserve">model </w:t>
+      </w:r>
+      <w:r>
+        <w:rPr>
+          <w:rStyle w:val="OtherTok"/>
+        </w:rPr>
+        <w:t xml:space="preserve">&lt;-</w:t>
+      </w:r>
+      <w:r>
+        <w:rPr>
+          <w:rStyle w:val="NormalTok"/>
+        </w:rPr>
+        <w:t xml:space="preserve"> </w:t>
+      </w:r>
+      <w:r>
+        <w:rPr>
+          <w:rStyle w:val="FunctionTok"/>
+        </w:rPr>
+        <w:t xml:space="preserve">fit</w:t>
+      </w:r>
+      <w:r>
+        <w:rPr>
+          <w:rStyle w:val="NormalTok"/>
+        </w:rPr>
+        <w:t xml:space="preserve">(model, dataset</w:t>
+      </w:r>
+      <w:r>
+        <w:rPr>
+          <w:rStyle w:val="SpecialCharTok"/>
+        </w:rPr>
+        <w:t xml:space="preserve">$</w:t>
+      </w:r>
+      <w:r>
+        <w:rPr>
+          <w:rStyle w:val="NormalTok"/>
+        </w:rPr>
+        <w:t xml:space="preserve">serie)</w:t>
+      </w:r>
+      <w:r>
+        <w:br/>
+      </w:r>
+      <w:r>
+        <w:rPr>
+          <w:rStyle w:val="NormalTok"/>
+        </w:rPr>
+        <w:t xml:space="preserve">detection </w:t>
+      </w:r>
+      <w:r>
+        <w:rPr>
+          <w:rStyle w:val="OtherTok"/>
+        </w:rPr>
+        <w:t xml:space="preserve">&lt;-</w:t>
+      </w:r>
+      <w:r>
+        <w:rPr>
+          <w:rStyle w:val="NormalTok"/>
+        </w:rPr>
+        <w:t xml:space="preserve"> </w:t>
+      </w:r>
+      <w:r>
+        <w:rPr>
+          <w:rStyle w:val="FunctionTok"/>
+        </w:rPr>
+        <w:t xml:space="preserve">detect</w:t>
+      </w:r>
+      <w:r>
+        <w:rPr>
+          <w:rStyle w:val="NormalTok"/>
+        </w:rPr>
+        <w:t xml:space="preserve">(model, dataset</w:t>
+      </w:r>
+      <w:r>
+        <w:rPr>
+          <w:rStyle w:val="SpecialCharTok"/>
+        </w:rPr>
+        <w:t xml:space="preserve">$</w:t>
+      </w:r>
+      <w:r>
+        <w:rPr>
+          <w:rStyle w:val="NormalTok"/>
+        </w:rPr>
+        <w:t xml:space="preserve">serie)</w:t>
+      </w:r>
+      <w:r>
+        <w:br/>
+      </w:r>
+      <w:r>
+        <w:rPr>
+          <w:rStyle w:val="FunctionTok"/>
+        </w:rPr>
+        <w:t xml:space="preserve">har_plot</w:t>
+      </w:r>
+      <w:r>
+        <w:rPr>
+          <w:rStyle w:val="NormalTok"/>
+        </w:rPr>
+        <w:t xml:space="preserve">(model, </w:t>
+      </w:r>
+      <w:r>
+        <w:rPr>
+          <w:rStyle w:val="FunctionTok"/>
+        </w:rPr>
+        <w:t xml:space="preserve">attr</w:t>
+      </w:r>
+      <w:r>
+        <w:rPr>
+          <w:rStyle w:val="NormalTok"/>
+        </w:rPr>
+        <w:t xml:space="preserve">(detection, </w:t>
+      </w:r>
+      <w:r>
+        <w:rPr>
+          <w:rStyle w:val="StringTok"/>
+        </w:rPr>
+        <w:t xml:space="preserve">"res"</w:t>
+      </w:r>
+      <w:r>
+        <w:rPr>
+          <w:rStyle w:val="NormalTok"/>
+        </w:rPr>
+        <w:t xml:space="preserve">), detection, dataset</w:t>
+      </w:r>
+      <w:r>
+        <w:rPr>
+          <w:rStyle w:val="SpecialCharTok"/>
+        </w:rPr>
+        <w:t xml:space="preserve">$</w:t>
+      </w:r>
+      <w:r>
+        <w:rPr>
+          <w:rStyle w:val="NormalTok"/>
+        </w:rPr>
+        <w:t xml:space="preserve">event, </w:t>
+      </w:r>
+      <w:r>
+        <w:rPr>
+          <w:rStyle w:val="AttributeTok"/>
+        </w:rPr>
+        <w:t xml:space="preserve">yline =</w:t>
+      </w:r>
+      <w:r>
+        <w:rPr>
+          <w:rStyle w:val="NormalTok"/>
+        </w:rPr>
+        <w:t xml:space="preserve"> </w:t>
+      </w:r>
+      <w:r>
+        <w:rPr>
+          <w:rStyle w:val="FunctionTok"/>
+        </w:rPr>
+        <w:t xml:space="preserve">attr</w:t>
+      </w:r>
+      <w:r>
+        <w:rPr>
+          <w:rStyle w:val="NormalTok"/>
+        </w:rPr>
+        <w:t xml:space="preserve">(detection, </w:t>
+      </w:r>
+      <w:r>
+        <w:rPr>
+          <w:rStyle w:val="StringTok"/>
+        </w:rPr>
+        <w:t xml:space="preserve">"threshold"</w:t>
+      </w:r>
+      <w:r>
+        <w:rPr>
+          <w:rStyle w:val="NormalTok"/>
+        </w:rPr>
+        <w:t xml:space="preserve">))</w:t>
       </w:r>
     </w:p>
     <w:p>
@@ -897,7 +809,7 @@
         <w:rPr>
           <w:rStyle w:val="VerbatimChar"/>
         </w:rPr>
-        <w:t xml:space="preserve">## [1] 41 42</w:t>
+        <w:t xml:space="preserve">## Warning: Using `size` aesthetic for lines was deprecated in ggplot2 3.4.0.</w:t>
       </w:r>
       <w:r>
         <w:br/>
@@ -906,7 +818,7 @@
         <w:rPr>
           <w:rStyle w:val="VerbatimChar"/>
         </w:rPr>
-        <w:t xml:space="preserve">## attr(,"threshold")</w:t>
+        <w:t xml:space="preserve">## ℹ Please use `linewidth` instead.</w:t>
       </w:r>
       <w:r>
         <w:br/>
@@ -915,7 +827,7 @@
         <w:rPr>
           <w:rStyle w:val="VerbatimChar"/>
         </w:rPr>
-        <w:t xml:space="preserve">## [1] -1.7  1.8</w:t>
+        <w:t xml:space="preserve">## ℹ The deprecated feature was likely used in the harbinger package.</w:t>
       </w:r>
       <w:r>
         <w:br/>
@@ -924,7 +836,7 @@
         <w:rPr>
           <w:rStyle w:val="VerbatimChar"/>
         </w:rPr>
-        <w:t xml:space="preserve">## attr(,"score")</w:t>
+        <w:t xml:space="preserve">##   Please report the issue at</w:t>
       </w:r>
       <w:r>
         <w:br/>
@@ -933,7 +845,7 @@
         <w:rPr>
           <w:rStyle w:val="VerbatimChar"/>
         </w:rPr>
-        <w:t xml:space="preserve">##  [1]       NA       NA       NA       NA       NA       NA       NA       NA</w:t>
+        <w:t xml:space="preserve">##   &lt;https://github.com/cefet-rj-dal/harbinger/issues&gt;.</w:t>
       </w:r>
       <w:r>
         <w:br/>
@@ -942,7 +854,7 @@
         <w:rPr>
           <w:rStyle w:val="VerbatimChar"/>
         </w:rPr>
-        <w:t xml:space="preserve">##  [9]       NA       NA       NA       NA       NA       NA       NA       NA</w:t>
+        <w:t xml:space="preserve">## This warning is displayed once per session.</w:t>
       </w:r>
       <w:r>
         <w:br/>
@@ -951,7 +863,7 @@
         <w:rPr>
           <w:rStyle w:val="VerbatimChar"/>
         </w:rPr>
-        <w:t xml:space="preserve">## [17]       NA       NA       NA       NA       NA       NA       NA       NA</w:t>
+        <w:t xml:space="preserve">## Call `lifecycle::last_lifecycle_warnings()` to see where this warning was</w:t>
       </w:r>
       <w:r>
         <w:br/>
@@ -960,635 +872,7 @@
         <w:rPr>
           <w:rStyle w:val="VerbatimChar"/>
         </w:rPr>
-        <w:t xml:space="preserve">## [25]       NA       NA       NA       NA       NA       NA       NA       NA</w:t>
-      </w:r>
-      <w:r>
-        <w:br/>
-      </w:r>
-      <w:r>
-        <w:rPr>
-          <w:rStyle w:val="VerbatimChar"/>
-        </w:rPr>
-        <w:t xml:space="preserve">## [33]       NA       NA       NA       NA       NA       NA       NA       NA</w:t>
-      </w:r>
-      <w:r>
-        <w:br/>
-      </w:r>
-      <w:r>
-        <w:rPr>
-          <w:rStyle w:val="VerbatimChar"/>
-        </w:rPr>
-        <w:t xml:space="preserve">## [41] 4.386634 5.589984</w:t>
-      </w:r>
-    </w:p>
-    <w:p>
-      <w:pPr>
-        <w:pStyle w:val="SourceCode"/>
-      </w:pPr>
-      <w:r>
-        <w:rPr>
-          <w:rStyle w:val="FunctionTok"/>
-        </w:rPr>
-        <w:t xml:space="preserve">print</w:t>
-      </w:r>
-      <w:r>
-        <w:rPr>
-          <w:rStyle w:val="NormalTok"/>
-        </w:rPr>
-        <w:t xml:space="preserve">(</w:t>
-      </w:r>
-      <w:r>
-        <w:rPr>
-          <w:rStyle w:val="FunctionTok"/>
-        </w:rPr>
-        <w:t xml:space="preserve">attr</w:t>
-      </w:r>
-      <w:r>
-        <w:rPr>
-          <w:rStyle w:val="NormalTok"/>
-        </w:rPr>
-        <w:t xml:space="preserve">(gidx, </w:t>
-      </w:r>
-      <w:r>
-        <w:rPr>
-          <w:rStyle w:val="StringTok"/>
-        </w:rPr>
-        <w:t xml:space="preserve">"threshold"</w:t>
-      </w:r>
-      <w:r>
-        <w:rPr>
-          <w:rStyle w:val="NormalTok"/>
-        </w:rPr>
-        <w:t xml:space="preserve">))</w:t>
-      </w:r>
-    </w:p>
-    <w:p>
-      <w:pPr>
-        <w:pStyle w:val="SourceCode"/>
-      </w:pPr>
-      <w:r>
-        <w:rPr>
-          <w:rStyle w:val="VerbatimChar"/>
-        </w:rPr>
-        <w:t xml:space="preserve">## [1] -1.7  1.8</w:t>
-      </w:r>
-    </w:p>
-    <w:p>
-      <w:pPr>
-        <w:pStyle w:val="SourceCode"/>
-      </w:pPr>
-      <w:r>
-        <w:rPr>
-          <w:rStyle w:val="FunctionTok"/>
-        </w:rPr>
-        <w:t xml:space="preserve">print</w:t>
-      </w:r>
-      <w:r>
-        <w:rPr>
-          <w:rStyle w:val="NormalTok"/>
-        </w:rPr>
-        <w:t xml:space="preserve">(</w:t>
-      </w:r>
-      <w:r>
-        <w:rPr>
-          <w:rStyle w:val="FunctionTok"/>
-        </w:rPr>
-        <w:t xml:space="preserve">attr</w:t>
-      </w:r>
-      <w:r>
-        <w:rPr>
-          <w:rStyle w:val="NormalTok"/>
-        </w:rPr>
-        <w:t xml:space="preserve">(gidx, </w:t>
-      </w:r>
-      <w:r>
-        <w:rPr>
-          <w:rStyle w:val="StringTok"/>
-        </w:rPr>
-        <w:t xml:space="preserve">"score"</w:t>
-      </w:r>
-      <w:r>
-        <w:rPr>
-          <w:rStyle w:val="NormalTok"/>
-        </w:rPr>
-        <w:t xml:space="preserve">)[gidx])</w:t>
-      </w:r>
-    </w:p>
-    <w:p>
-      <w:pPr>
-        <w:pStyle w:val="SourceCode"/>
-      </w:pPr>
-      <w:r>
-        <w:rPr>
-          <w:rStyle w:val="VerbatimChar"/>
-        </w:rPr>
-        <w:t xml:space="preserve">## [1] 4.386634 5.589984</w:t>
-      </w:r>
-    </w:p>
-    <w:p>
-      <w:pPr>
-        <w:pStyle w:val="FirstParagraph"/>
-      </w:pPr>
-      <w:r>
-        <w:t xml:space="preserve">The second chunk tests</w:t>
-      </w:r>
-      <w:r>
-        <w:t xml:space="preserve"> </w:t>
-      </w:r>
-      <w:r>
-        <w:rPr>
-          <w:rStyle w:val="VerbatimChar"/>
-        </w:rPr>
-        <w:t xml:space="preserve">har_candidate_selection_referencedistribution()</w:t>
-      </w:r>
-      <w:r>
-        <w:t xml:space="preserve">. Here the candidate run is assumed to begin at index 31. The method estimates a Gaussian reference distribution from the 30 observations before that run, then checks each candidate in the run individually. If a point falls outside the accepted region of that estimated distribution, it remains marked. This allows a sequence to emerge naturally when several adjacent candidates are individually incompatible with the same pre-run baseline.</w:t>
-      </w:r>
-    </w:p>
-    <w:p>
-      <w:pPr>
-        <w:pStyle w:val="SourceCode"/>
-      </w:pPr>
-      <w:r>
-        <w:rPr>
-          <w:rStyle w:val="CommentTok"/>
-        </w:rPr>
-        <w:t xml:space="preserve"># Direct test of reference-distribution candidate selection</w:t>
-      </w:r>
-      <w:r>
-        <w:br/>
-      </w:r>
-      <w:r>
-        <w:rPr>
-          <w:rStyle w:val="NormalTok"/>
-        </w:rPr>
-        <w:t xml:space="preserve">candidate_idx </w:t>
-      </w:r>
-      <w:r>
-        <w:rPr>
-          <w:rStyle w:val="OtherTok"/>
-        </w:rPr>
-        <w:t xml:space="preserve">&lt;-</w:t>
-      </w:r>
-      <w:r>
-        <w:rPr>
-          <w:rStyle w:val="NormalTok"/>
-        </w:rPr>
-        <w:t xml:space="preserve"> </w:t>
-      </w:r>
-      <w:r>
-        <w:rPr>
-          <w:rStyle w:val="DecValTok"/>
-        </w:rPr>
-        <w:t xml:space="preserve">31</w:t>
-      </w:r>
-      <w:r>
-        <w:rPr>
-          <w:rStyle w:val="SpecialCharTok"/>
-        </w:rPr>
-        <w:t xml:space="preserve">:</w:t>
-      </w:r>
-      <w:r>
-        <w:rPr>
-          <w:rStyle w:val="DecValTok"/>
-        </w:rPr>
-        <w:t xml:space="preserve">33</w:t>
-      </w:r>
-      <w:r>
-        <w:br/>
-      </w:r>
-      <w:r>
-        <w:rPr>
-          <w:rStyle w:val="NormalTok"/>
-        </w:rPr>
-        <w:t xml:space="preserve">flags_refdist </w:t>
-      </w:r>
-      <w:r>
-        <w:rPr>
-          <w:rStyle w:val="OtherTok"/>
-        </w:rPr>
-        <w:t xml:space="preserve">&lt;-</w:t>
-      </w:r>
-      <w:r>
-        <w:rPr>
-          <w:rStyle w:val="NormalTok"/>
-        </w:rPr>
-        <w:t xml:space="preserve"> hutils</w:t>
-      </w:r>
-      <w:r>
-        <w:rPr>
-          <w:rStyle w:val="SpecialCharTok"/>
-        </w:rPr>
-        <w:t xml:space="preserve">$</w:t>
-      </w:r>
-      <w:r>
-        <w:rPr>
-          <w:rStyle w:val="FunctionTok"/>
-        </w:rPr>
-        <w:t xml:space="preserve">har_candidate_selection_referencedistribution</w:t>
-      </w:r>
-      <w:r>
-        <w:rPr>
-          <w:rStyle w:val="NormalTok"/>
-        </w:rPr>
-        <w:t xml:space="preserve">(</w:t>
-      </w:r>
-      <w:r>
-        <w:br/>
-      </w:r>
-      <w:r>
-        <w:rPr>
-          <w:rStyle w:val="NormalTok"/>
-        </w:rPr>
-        <w:t xml:space="preserve">  candidate_idx,</w:t>
-      </w:r>
-      <w:r>
-        <w:br/>
-      </w:r>
-      <w:r>
-        <w:rPr>
-          <w:rStyle w:val="NormalTok"/>
-        </w:rPr>
-        <w:t xml:space="preserve">  res_sequence,</w:t>
-      </w:r>
-      <w:r>
-        <w:br/>
-      </w:r>
-      <w:r>
-        <w:rPr>
-          <w:rStyle w:val="NormalTok"/>
-        </w:rPr>
-        <w:t xml:space="preserve">  </w:t>
-      </w:r>
-      <w:r>
-        <w:rPr>
-          <w:rStyle w:val="AttributeTok"/>
-        </w:rPr>
-        <w:t xml:space="preserve">history_size =</w:t>
-      </w:r>
-      <w:r>
-        <w:rPr>
-          <w:rStyle w:val="NormalTok"/>
-        </w:rPr>
-        <w:t xml:space="preserve"> </w:t>
-      </w:r>
-      <w:r>
-        <w:rPr>
-          <w:rStyle w:val="DecValTok"/>
-        </w:rPr>
-        <w:t xml:space="preserve">30</w:t>
-      </w:r>
-      <w:r>
-        <w:rPr>
-          <w:rStyle w:val="NormalTok"/>
-        </w:rPr>
-        <w:t xml:space="preserve">,</w:t>
-      </w:r>
-      <w:r>
-        <w:br/>
-      </w:r>
-      <w:r>
-        <w:rPr>
-          <w:rStyle w:val="NormalTok"/>
-        </w:rPr>
-        <w:t xml:space="preserve">  </w:t>
-      </w:r>
-      <w:r>
-        <w:rPr>
-          <w:rStyle w:val="AttributeTok"/>
-        </w:rPr>
-        <w:t xml:space="preserve">distribution =</w:t>
-      </w:r>
-      <w:r>
-        <w:rPr>
-          <w:rStyle w:val="NormalTok"/>
-        </w:rPr>
-        <w:t xml:space="preserve"> </w:t>
-      </w:r>
-      <w:r>
-        <w:rPr>
-          <w:rStyle w:val="StringTok"/>
-        </w:rPr>
-        <w:t xml:space="preserve">"gaussian"</w:t>
-      </w:r>
-      <w:r>
-        <w:rPr>
-          <w:rStyle w:val="NormalTok"/>
-        </w:rPr>
-        <w:t xml:space="preserve">,</w:t>
-      </w:r>
-      <w:r>
-        <w:br/>
-      </w:r>
-      <w:r>
-        <w:rPr>
-          <w:rStyle w:val="NormalTok"/>
-        </w:rPr>
-        <w:t xml:space="preserve">  </w:t>
-      </w:r>
-      <w:r>
-        <w:rPr>
-          <w:rStyle w:val="AttributeTok"/>
-        </w:rPr>
-        <w:t xml:space="preserve">sigma_level =</w:t>
-      </w:r>
-      <w:r>
-        <w:rPr>
-          <w:rStyle w:val="NormalTok"/>
-        </w:rPr>
-        <w:t xml:space="preserve"> </w:t>
-      </w:r>
-      <w:r>
-        <w:rPr>
-          <w:rStyle w:val="DecValTok"/>
-        </w:rPr>
-        <w:t xml:space="preserve">3</w:t>
-      </w:r>
-      <w:r>
-        <w:br/>
-      </w:r>
-      <w:r>
-        <w:rPr>
-          <w:rStyle w:val="NormalTok"/>
-        </w:rPr>
-        <w:t xml:space="preserve">)</w:t>
-      </w:r>
-      <w:r>
-        <w:br/>
-      </w:r>
-      <w:r>
-        <w:rPr>
-          <w:rStyle w:val="FunctionTok"/>
-        </w:rPr>
-        <w:t xml:space="preserve">print</w:t>
-      </w:r>
-      <w:r>
-        <w:rPr>
-          <w:rStyle w:val="NormalTok"/>
-        </w:rPr>
-        <w:t xml:space="preserve">(</w:t>
-      </w:r>
-      <w:r>
-        <w:rPr>
-          <w:rStyle w:val="FunctionTok"/>
-        </w:rPr>
-        <w:t xml:space="preserve">which</w:t>
-      </w:r>
-      <w:r>
-        <w:rPr>
-          <w:rStyle w:val="NormalTok"/>
-        </w:rPr>
-        <w:t xml:space="preserve">(flags_refdist))</w:t>
-      </w:r>
-    </w:p>
-    <w:p>
-      <w:pPr>
-        <w:pStyle w:val="SourceCode"/>
-      </w:pPr>
-      <w:r>
-        <w:rPr>
-          <w:rStyle w:val="VerbatimChar"/>
-        </w:rPr>
-        <w:t xml:space="preserve">## [1] 31 32 33</w:t>
-      </w:r>
-    </w:p>
-    <w:bookmarkEnd w:id="16"/>
-    <w:bookmarkStart w:id="44" w:name="configure-the-method"/>
-    <w:p>
-      <w:pPr>
-        <w:pStyle w:val="Heading3"/>
-      </w:pPr>
-      <w:r>
-        <w:t xml:space="preserve">Configure the Method</w:t>
-      </w:r>
-    </w:p>
-    <w:p>
-      <w:pPr>
-        <w:pStyle w:val="FirstParagraph"/>
-      </w:pPr>
-      <w:r>
-        <w:t xml:space="preserve">The choices below connect those utility functions to a detector. Each block keeps the regression model simple and changes only the utility stage that is being studied, so the difference in the residual plot comes from the utility choice rather than from a model change.</w:t>
-      </w:r>
-    </w:p>
-    <w:p>
-      <w:pPr>
-        <w:pStyle w:val="SourceCode"/>
-      </w:pPr>
-      <w:r>
-        <w:rPr>
-          <w:rStyle w:val="CommentTok"/>
-        </w:rPr>
-        <w:t xml:space="preserve"># Baseline: ARIMA with default deviation measure (L2) and filter criterion (Gaussian 3-sigma)</w:t>
-      </w:r>
-      <w:r>
-        <w:br/>
-      </w:r>
-      <w:r>
-        <w:rPr>
-          <w:rStyle w:val="NormalTok"/>
-        </w:rPr>
-        <w:t xml:space="preserve">model </w:t>
-      </w:r>
-      <w:r>
-        <w:rPr>
-          <w:rStyle w:val="OtherTok"/>
-        </w:rPr>
-        <w:t xml:space="preserve">&lt;-</w:t>
-      </w:r>
-      <w:r>
-        <w:rPr>
-          <w:rStyle w:val="NormalTok"/>
-        </w:rPr>
-        <w:t xml:space="preserve"> </w:t>
-      </w:r>
-      <w:r>
-        <w:rPr>
-          <w:rStyle w:val="FunctionTok"/>
-        </w:rPr>
-        <w:t xml:space="preserve">hanr_arima</w:t>
-      </w:r>
-      <w:r>
-        <w:rPr>
-          <w:rStyle w:val="NormalTok"/>
-        </w:rPr>
-        <w:t xml:space="preserve">()</w:t>
-      </w:r>
-      <w:r>
-        <w:br/>
-      </w:r>
-      <w:r>
-        <w:rPr>
-          <w:rStyle w:val="NormalTok"/>
-        </w:rPr>
-        <w:t xml:space="preserve">model </w:t>
-      </w:r>
-      <w:r>
-        <w:rPr>
-          <w:rStyle w:val="OtherTok"/>
-        </w:rPr>
-        <w:t xml:space="preserve">&lt;-</w:t>
-      </w:r>
-      <w:r>
-        <w:rPr>
-          <w:rStyle w:val="NormalTok"/>
-        </w:rPr>
-        <w:t xml:space="preserve"> </w:t>
-      </w:r>
-      <w:r>
-        <w:rPr>
-          <w:rStyle w:val="FunctionTok"/>
-        </w:rPr>
-        <w:t xml:space="preserve">fit</w:t>
-      </w:r>
-      <w:r>
-        <w:rPr>
-          <w:rStyle w:val="NormalTok"/>
-        </w:rPr>
-        <w:t xml:space="preserve">(model, dataset</w:t>
-      </w:r>
-      <w:r>
-        <w:rPr>
-          <w:rStyle w:val="SpecialCharTok"/>
-        </w:rPr>
-        <w:t xml:space="preserve">$</w:t>
-      </w:r>
-      <w:r>
-        <w:rPr>
-          <w:rStyle w:val="NormalTok"/>
-        </w:rPr>
-        <w:t xml:space="preserve">serie)</w:t>
-      </w:r>
-      <w:r>
-        <w:br/>
-      </w:r>
-      <w:r>
-        <w:rPr>
-          <w:rStyle w:val="NormalTok"/>
-        </w:rPr>
-        <w:t xml:space="preserve">detection </w:t>
-      </w:r>
-      <w:r>
-        <w:rPr>
-          <w:rStyle w:val="OtherTok"/>
-        </w:rPr>
-        <w:t xml:space="preserve">&lt;-</w:t>
-      </w:r>
-      <w:r>
-        <w:rPr>
-          <w:rStyle w:val="NormalTok"/>
-        </w:rPr>
-        <w:t xml:space="preserve"> </w:t>
-      </w:r>
-      <w:r>
-        <w:rPr>
-          <w:rStyle w:val="FunctionTok"/>
-        </w:rPr>
-        <w:t xml:space="preserve">detect</w:t>
-      </w:r>
-      <w:r>
-        <w:rPr>
-          <w:rStyle w:val="NormalTok"/>
-        </w:rPr>
-        <w:t xml:space="preserve">(model, dataset</w:t>
-      </w:r>
-      <w:r>
-        <w:rPr>
-          <w:rStyle w:val="SpecialCharTok"/>
-        </w:rPr>
-        <w:t xml:space="preserve">$</w:t>
-      </w:r>
-      <w:r>
-        <w:rPr>
-          <w:rStyle w:val="NormalTok"/>
-        </w:rPr>
-        <w:t xml:space="preserve">serie)</w:t>
-      </w:r>
-      <w:r>
-        <w:br/>
-      </w:r>
-      <w:r>
-        <w:rPr>
-          <w:rStyle w:val="FunctionTok"/>
-        </w:rPr>
-        <w:t xml:space="preserve">har_plot</w:t>
-      </w:r>
-      <w:r>
-        <w:rPr>
-          <w:rStyle w:val="NormalTok"/>
-        </w:rPr>
-        <w:t xml:space="preserve">(model, </w:t>
-      </w:r>
-      <w:r>
-        <w:rPr>
-          <w:rStyle w:val="FunctionTok"/>
-        </w:rPr>
-        <w:t xml:space="preserve">attr</w:t>
-      </w:r>
-      <w:r>
-        <w:rPr>
-          <w:rStyle w:val="NormalTok"/>
-        </w:rPr>
-        <w:t xml:space="preserve">(detection, </w:t>
-      </w:r>
-      <w:r>
-        <w:rPr>
-          <w:rStyle w:val="StringTok"/>
-        </w:rPr>
-        <w:t xml:space="preserve">"res"</w:t>
-      </w:r>
-      <w:r>
-        <w:rPr>
-          <w:rStyle w:val="NormalTok"/>
-        </w:rPr>
-        <w:t xml:space="preserve">), detection, dataset</w:t>
-      </w:r>
-      <w:r>
-        <w:rPr>
-          <w:rStyle w:val="SpecialCharTok"/>
-        </w:rPr>
-        <w:t xml:space="preserve">$</w:t>
-      </w:r>
-      <w:r>
-        <w:rPr>
-          <w:rStyle w:val="NormalTok"/>
-        </w:rPr>
-        <w:t xml:space="preserve">event, </w:t>
-      </w:r>
-      <w:r>
-        <w:rPr>
-          <w:rStyle w:val="AttributeTok"/>
-        </w:rPr>
-        <w:t xml:space="preserve">yline =</w:t>
-      </w:r>
-      <w:r>
-        <w:rPr>
-          <w:rStyle w:val="NormalTok"/>
-        </w:rPr>
-        <w:t xml:space="preserve"> </w:t>
-      </w:r>
-      <w:r>
-        <w:rPr>
-          <w:rStyle w:val="FunctionTok"/>
-        </w:rPr>
-        <w:t xml:space="preserve">attr</w:t>
-      </w:r>
-      <w:r>
-        <w:rPr>
-          <w:rStyle w:val="NormalTok"/>
-        </w:rPr>
-        <w:t xml:space="preserve">(detection, </w:t>
-      </w:r>
-      <w:r>
-        <w:rPr>
-          <w:rStyle w:val="StringTok"/>
-        </w:rPr>
-        <w:t xml:space="preserve">"threshold"</w:t>
-      </w:r>
-      <w:r>
-        <w:rPr>
-          <w:rStyle w:val="NormalTok"/>
-        </w:rPr>
-        <w:t xml:space="preserve">))</w:t>
+        <w:t xml:space="preserve">## generated.</w:t>
       </w:r>
     </w:p>
     <w:p>
@@ -1600,18 +884,18 @@
           <wp:inline>
             <wp:extent cx="4620126" cy="3696101"/>
             <wp:effectExtent b="0" l="0" r="0" t="0"/>
-            <wp:docPr descr="" title="" id="18" name="Picture"/>
+            <wp:docPr descr="" title="" id="17" name="Picture"/>
             <a:graphic>
               <a:graphicData uri="http://schemas.openxmlformats.org/drawingml/2006/picture">
                 <pic:pic>
                   <pic:nvPicPr>
-                    <pic:cNvPr descr="C:\Git\dal\harbinger\examples\general\doc\06-utilities-examples_filter_criteria_candidate_selection_files/b6e6feb3acae859c53ee29f4605df1c18cb09ef3.png" id="19" name="Picture"/>
+                    <pic:cNvPr descr="..\..\examples\general\doc\06-utilities-examples_filter_criteria_candidate_selection_files/cfbb20639568cbe6853281cb6c519a76b83d657d.png" id="18" name="Picture"/>
                     <pic:cNvPicPr>
                       <a:picLocks noChangeArrowheads="1" noChangeAspect="1"/>
                     </pic:cNvPicPr>
                   </pic:nvPicPr>
                   <pic:blipFill>
-                    <a:blip r:embed="rId17"/>
+                    <a:blip r:embed="rId16"/>
                     <a:stretch>
                       <a:fillRect/>
                     </a:stretch>
@@ -1646,7 +930,43 @@
         <w:rPr>
           <w:rStyle w:val="CommentTok"/>
         </w:rPr>
-        <w:t xml:space="preserve"># Use the boxplot/IQR filter criterion instead of Gaussian</w:t>
+        <w:t xml:space="preserve"># Boxplot/IQR filter criterion.</w:t>
+      </w:r>
+      <w:r>
+        <w:br/>
+      </w:r>
+      <w:r>
+        <w:rPr>
+          <w:rStyle w:val="CommentTok"/>
+        </w:rPr>
+        <w:t xml:space="preserve"># Objective: replace the Gaussian assumption by a robust dispersion rule.</w:t>
+      </w:r>
+      <w:r>
+        <w:br/>
+      </w:r>
+      <w:r>
+        <w:rPr>
+          <w:rStyle w:val="CommentTok"/>
+        </w:rPr>
+        <w:t xml:space="preserve"># Property: the IQR cutoff is less tied to normality and often behaves better</w:t>
+      </w:r>
+      <w:r>
+        <w:br/>
+      </w:r>
+      <w:r>
+        <w:rPr>
+          <w:rStyle w:val="CommentTok"/>
+        </w:rPr>
+        <w:t xml:space="preserve"># when the residual distribution is asymmetric or already contains a few</w:t>
+      </w:r>
+      <w:r>
+        <w:br/>
+      </w:r>
+      <w:r>
+        <w:rPr>
+          <w:rStyle w:val="CommentTok"/>
+        </w:rPr>
+        <w:t xml:space="preserve"># influential extremes.</w:t>
       </w:r>
       <w:r>
         <w:br/>
@@ -1913,18 +1233,18 @@
           <wp:inline>
             <wp:extent cx="4620126" cy="3696101"/>
             <wp:effectExtent b="0" l="0" r="0" t="0"/>
-            <wp:docPr descr="" title="" id="21" name="Picture"/>
+            <wp:docPr descr="" title="" id="20" name="Picture"/>
             <a:graphic>
               <a:graphicData uri="http://schemas.openxmlformats.org/drawingml/2006/picture">
                 <pic:pic>
                   <pic:nvPicPr>
-                    <pic:cNvPr descr="C:\Git\dal\harbinger\examples\general\doc\06-utilities-examples_filter_criteria_candidate_selection_files/1f0f53bdd613b32eabc264327d34f06fe1783ee1.png" id="22" name="Picture"/>
+                    <pic:cNvPr descr="..\..\examples\general\doc\06-utilities-examples_filter_criteria_candidate_selection_files/f9aa74bf17588e789d6ad80a4fb6c30ecf5ecd42.png" id="21" name="Picture"/>
                     <pic:cNvPicPr>
                       <a:picLocks noChangeArrowheads="1" noChangeAspect="1"/>
                     </pic:cNvPicPr>
                   </pic:nvPicPr>
                   <pic:blipFill>
-                    <a:blip r:embed="rId20"/>
+                    <a:blip r:embed="rId19"/>
                     <a:stretch>
                       <a:fillRect/>
                     </a:stretch>
@@ -1959,7 +1279,52 @@
         <w:rPr>
           <w:rStyle w:val="CommentTok"/>
         </w:rPr>
-        <w:t xml:space="preserve"># Use the ratio-based filter criterion to emphasize relative deviation</w:t>
+        <w:t xml:space="preserve"># MAD filter criterion.</w:t>
+      </w:r>
+      <w:r>
+        <w:br/>
+      </w:r>
+      <w:r>
+        <w:rPr>
+          <w:rStyle w:val="CommentTok"/>
+        </w:rPr>
+        <w:t xml:space="preserve"># Objective: use a robust center/scale estimate instead of mean and standard</w:t>
+      </w:r>
+      <w:r>
+        <w:br/>
+      </w:r>
+      <w:r>
+        <w:rPr>
+          <w:rStyle w:val="CommentTok"/>
+        </w:rPr>
+        <w:t xml:space="preserve"># deviation.</w:t>
+      </w:r>
+      <w:r>
+        <w:br/>
+      </w:r>
+      <w:r>
+        <w:rPr>
+          <w:rStyle w:val="CommentTok"/>
+        </w:rPr>
+        <w:t xml:space="preserve"># Property: the median-plus-MAD cutoff remains stable even when a few extreme</w:t>
+      </w:r>
+      <w:r>
+        <w:br/>
+      </w:r>
+      <w:r>
+        <w:rPr>
+          <w:rStyle w:val="CommentTok"/>
+        </w:rPr>
+        <w:t xml:space="preserve"># residuals are already present, which makes it a strong alternative when the</w:t>
+      </w:r>
+      <w:r>
+        <w:br/>
+      </w:r>
+      <w:r>
+        <w:rPr>
+          <w:rStyle w:val="CommentTok"/>
+        </w:rPr>
+        <w:t xml:space="preserve"># residual distribution is heavy-tailed or visibly contaminated.</w:t>
       </w:r>
       <w:r>
         <w:br/>
@@ -2037,7 +1402,7 @@
         <w:rPr>
           <w:rStyle w:val="NormalTok"/>
         </w:rPr>
-        <w:t xml:space="preserve">har_filter_ratio</w:t>
+        <w:t xml:space="preserve">har_filter_mad</w:t>
       </w:r>
       <w:r>
         <w:br/>
@@ -2226,18 +1591,18 @@
           <wp:inline>
             <wp:extent cx="4620126" cy="3696101"/>
             <wp:effectExtent b="0" l="0" r="0" t="0"/>
-            <wp:docPr descr="" title="" id="24" name="Picture"/>
+            <wp:docPr descr="" title="" id="23" name="Picture"/>
             <a:graphic>
               <a:graphicData uri="http://schemas.openxmlformats.org/drawingml/2006/picture">
                 <pic:pic>
                   <pic:nvPicPr>
-                    <pic:cNvPr descr="C:\Git\dal\harbinger\examples\general\doc\06-utilities-examples_filter_criteria_candidate_selection_files/5fc52e33b21fb65e2f2181824baf13077621bb8d.png" id="25" name="Picture"/>
+                    <pic:cNvPr descr="..\..\examples\general\doc\06-utilities-examples_filter_criteria_candidate_selection_files/0543d595a174570bc6478c722c42c04f9ca40366.png" id="24" name="Picture"/>
                     <pic:cNvPicPr>
                       <a:picLocks noChangeArrowheads="1" noChangeAspect="1"/>
                     </pic:cNvPicPr>
                   </pic:nvPicPr>
                   <pic:blipFill>
-                    <a:blip r:embed="rId23"/>
+                    <a:blip r:embed="rId22"/>
                     <a:stretch>
                       <a:fillRect/>
                     </a:stretch>
@@ -2272,7 +1637,43 @@
         <w:rPr>
           <w:rStyle w:val="CommentTok"/>
         </w:rPr>
-        <w:t xml:space="preserve"># Use the Grubbs filter criterion to iteratively isolate the most extreme residuals</w:t>
+        <w:t xml:space="preserve"># Ratio-based filter criterion.</w:t>
+      </w:r>
+      <w:r>
+        <w:br/>
+      </w:r>
+      <w:r>
+        <w:rPr>
+          <w:rStyle w:val="CommentTok"/>
+        </w:rPr>
+        <w:t xml:space="preserve"># Objective: evaluate residuals in relative rather than purely absolute terms.</w:t>
+      </w:r>
+      <w:r>
+        <w:br/>
+      </w:r>
+      <w:r>
+        <w:rPr>
+          <w:rStyle w:val="CommentTok"/>
+        </w:rPr>
+        <w:t xml:space="preserve"># Property: this approach rescales the residuals before applying the cutoff,</w:t>
+      </w:r>
+      <w:r>
+        <w:br/>
+      </w:r>
+      <w:r>
+        <w:rPr>
+          <w:rStyle w:val="CommentTok"/>
+        </w:rPr>
+        <w:t xml:space="preserve"># which can be useful when the analyst wants the decision to reflect deviation</w:t>
+      </w:r>
+      <w:r>
+        <w:br/>
+      </w:r>
+      <w:r>
+        <w:rPr>
+          <w:rStyle w:val="CommentTok"/>
+        </w:rPr>
+        <w:t xml:space="preserve"># proportionally to the observed residual range.</w:t>
       </w:r>
       <w:r>
         <w:br/>
@@ -2350,7 +1751,7 @@
         <w:rPr>
           <w:rStyle w:val="NormalTok"/>
         </w:rPr>
-        <w:t xml:space="preserve">har_filter_grubbs</w:t>
+        <w:t xml:space="preserve">har_filter_ratio</w:t>
       </w:r>
       <w:r>
         <w:br/>
@@ -2447,15 +1848,57 @@
       </w:r>
       <w:r>
         <w:rPr>
-          <w:rStyle w:val="NormalTok"/>
-        </w:rPr>
-        <w:t xml:space="preserve">threshold_grubbs </w:t>
-      </w:r>
-      <w:r>
-        <w:rPr>
-          <w:rStyle w:val="OtherTok"/>
-        </w:rPr>
-        <w:t xml:space="preserve">&lt;-</w:t>
+          <w:rStyle w:val="FunctionTok"/>
+        </w:rPr>
+        <w:t xml:space="preserve">har_plot</w:t>
+      </w:r>
+      <w:r>
+        <w:rPr>
+          <w:rStyle w:val="NormalTok"/>
+        </w:rPr>
+        <w:t xml:space="preserve">(model, </w:t>
+      </w:r>
+      <w:r>
+        <w:rPr>
+          <w:rStyle w:val="FunctionTok"/>
+        </w:rPr>
+        <w:t xml:space="preserve">attr</w:t>
+      </w:r>
+      <w:r>
+        <w:rPr>
+          <w:rStyle w:val="NormalTok"/>
+        </w:rPr>
+        <w:t xml:space="preserve">(detection, </w:t>
+      </w:r>
+      <w:r>
+        <w:rPr>
+          <w:rStyle w:val="StringTok"/>
+        </w:rPr>
+        <w:t xml:space="preserve">"res"</w:t>
+      </w:r>
+      <w:r>
+        <w:rPr>
+          <w:rStyle w:val="NormalTok"/>
+        </w:rPr>
+        <w:t xml:space="preserve">), detection, dataset</w:t>
+      </w:r>
+      <w:r>
+        <w:rPr>
+          <w:rStyle w:val="SpecialCharTok"/>
+        </w:rPr>
+        <w:t xml:space="preserve">$</w:t>
+      </w:r>
+      <w:r>
+        <w:rPr>
+          <w:rStyle w:val="NormalTok"/>
+        </w:rPr>
+        <w:t xml:space="preserve">event, </w:t>
+      </w:r>
+      <w:r>
+        <w:rPr>
+          <w:rStyle w:val="AttributeTok"/>
+        </w:rPr>
+        <w:t xml:space="preserve">yline =</w:t>
       </w:r>
       <w:r>
         <w:rPr>
@@ -2485,103 +1928,7 @@
         <w:rPr>
           <w:rStyle w:val="NormalTok"/>
         </w:rPr>
-        <w:t xml:space="preserve">)</w:t>
-      </w:r>
-      <w:r>
-        <w:br/>
-      </w:r>
-      <w:r>
-        <w:rPr>
-          <w:rStyle w:val="NormalTok"/>
-        </w:rPr>
-        <w:t xml:space="preserve">threshold_grubbs </w:t>
-      </w:r>
-      <w:r>
-        <w:rPr>
-          <w:rStyle w:val="OtherTok"/>
-        </w:rPr>
-        <w:t xml:space="preserve">&lt;-</w:t>
-      </w:r>
-      <w:r>
-        <w:rPr>
-          <w:rStyle w:val="NormalTok"/>
-        </w:rPr>
-        <w:t xml:space="preserve"> threshold_grubbs[</w:t>
-      </w:r>
-      <w:r>
-        <w:rPr>
-          <w:rStyle w:val="FunctionTok"/>
-        </w:rPr>
-        <w:t xml:space="preserve">is.finite</w:t>
-      </w:r>
-      <w:r>
-        <w:rPr>
-          <w:rStyle w:val="NormalTok"/>
-        </w:rPr>
-        <w:t xml:space="preserve">(threshold_grubbs)]</w:t>
-      </w:r>
-      <w:r>
-        <w:br/>
-      </w:r>
-      <w:r>
-        <w:rPr>
-          <w:rStyle w:val="FunctionTok"/>
-        </w:rPr>
-        <w:t xml:space="preserve">har_plot</w:t>
-      </w:r>
-      <w:r>
-        <w:rPr>
-          <w:rStyle w:val="NormalTok"/>
-        </w:rPr>
-        <w:t xml:space="preserve">(model, </w:t>
-      </w:r>
-      <w:r>
-        <w:rPr>
-          <w:rStyle w:val="FunctionTok"/>
-        </w:rPr>
-        <w:t xml:space="preserve">attr</w:t>
-      </w:r>
-      <w:r>
-        <w:rPr>
-          <w:rStyle w:val="NormalTok"/>
-        </w:rPr>
-        <w:t xml:space="preserve">(detection, </w:t>
-      </w:r>
-      <w:r>
-        <w:rPr>
-          <w:rStyle w:val="StringTok"/>
-        </w:rPr>
-        <w:t xml:space="preserve">"res"</w:t>
-      </w:r>
-      <w:r>
-        <w:rPr>
-          <w:rStyle w:val="NormalTok"/>
-        </w:rPr>
-        <w:t xml:space="preserve">), detection, dataset</w:t>
-      </w:r>
-      <w:r>
-        <w:rPr>
-          <w:rStyle w:val="SpecialCharTok"/>
-        </w:rPr>
-        <w:t xml:space="preserve">$</w:t>
-      </w:r>
-      <w:r>
-        <w:rPr>
-          <w:rStyle w:val="NormalTok"/>
-        </w:rPr>
-        <w:t xml:space="preserve">event, </w:t>
-      </w:r>
-      <w:r>
-        <w:rPr>
-          <w:rStyle w:val="AttributeTok"/>
-        </w:rPr>
-        <w:t xml:space="preserve">yline =</w:t>
-      </w:r>
-      <w:r>
-        <w:rPr>
-          <w:rStyle w:val="NormalTok"/>
-        </w:rPr>
-        <w:t xml:space="preserve"> threshold_grubbs)</w:t>
+        <w:t xml:space="preserve">))</w:t>
       </w:r>
     </w:p>
     <w:p>
@@ -2593,18 +1940,18 @@
           <wp:inline>
             <wp:extent cx="4620126" cy="3696101"/>
             <wp:effectExtent b="0" l="0" r="0" t="0"/>
-            <wp:docPr descr="" title="" id="27" name="Picture"/>
+            <wp:docPr descr="" title="" id="26" name="Picture"/>
             <a:graphic>
               <a:graphicData uri="http://schemas.openxmlformats.org/drawingml/2006/picture">
                 <pic:pic>
                   <pic:nvPicPr>
-                    <pic:cNvPr descr="C:\Git\dal\harbinger\examples\general\doc\06-utilities-examples_filter_criteria_candidate_selection_files/9efe0f482298d683d54edba5b50309115a42ab94.png" id="28" name="Picture"/>
+                    <pic:cNvPr descr="..\..\examples\general\doc\06-utilities-examples_filter_criteria_candidate_selection_files/540b4cd0d9999a7704b796c816fad94d297f6a30.png" id="27" name="Picture"/>
                     <pic:cNvPicPr>
                       <a:picLocks noChangeArrowheads="1" noChangeAspect="1"/>
                     </pic:cNvPicPr>
                   </pic:nvPicPr>
                   <pic:blipFill>
-                    <a:blip r:embed="rId26"/>
+                    <a:blip r:embed="rId25"/>
                     <a:stretch>
                       <a:fillRect/>
                     </a:stretch>
@@ -2639,7 +1986,52 @@
         <w:rPr>
           <w:rStyle w:val="CommentTok"/>
         </w:rPr>
-        <w:t xml:space="preserve"># Change the deviation measure to L1 (absolute deviation)</w:t>
+        <w:t xml:space="preserve"># Grubbs filter criterion.</w:t>
+      </w:r>
+      <w:r>
+        <w:br/>
+      </w:r>
+      <w:r>
+        <w:rPr>
+          <w:rStyle w:val="CommentTok"/>
+        </w:rPr>
+        <w:t xml:space="preserve"># Objective: isolate truly extreme residuals through an iterative statistical</w:t>
+      </w:r>
+      <w:r>
+        <w:br/>
+      </w:r>
+      <w:r>
+        <w:rPr>
+          <w:rStyle w:val="CommentTok"/>
+        </w:rPr>
+        <w:t xml:space="preserve"># test instead of a single global cutoff.</w:t>
+      </w:r>
+      <w:r>
+        <w:br/>
+      </w:r>
+      <w:r>
+        <w:rPr>
+          <w:rStyle w:val="CommentTok"/>
+        </w:rPr>
+        <w:t xml:space="preserve"># Property: it tends to be more selective and is especially useful when the</w:t>
+      </w:r>
+      <w:r>
+        <w:br/>
+      </w:r>
+      <w:r>
+        <w:rPr>
+          <w:rStyle w:val="CommentTok"/>
+        </w:rPr>
+        <w:t xml:space="preserve"># goal is to retain only a few very strong extremes. Its threshold is plotted</w:t>
+      </w:r>
+      <w:r>
+        <w:br/>
+      </w:r>
+      <w:r>
+        <w:rPr>
+          <w:rStyle w:val="CommentTok"/>
+        </w:rPr>
+        <w:t xml:space="preserve"># as the empirical boundary of the points that were actually retained.</w:t>
       </w:r>
       <w:r>
         <w:br/>
@@ -2693,7 +2085,7 @@
         <w:rPr>
           <w:rStyle w:val="NormalTok"/>
         </w:rPr>
-        <w:t xml:space="preserve">har_distance </w:t>
+        <w:t xml:space="preserve">har_outliers </w:t>
       </w:r>
       <w:r>
         <w:rPr>
@@ -2717,7 +2109,7 @@
         <w:rPr>
           <w:rStyle w:val="NormalTok"/>
         </w:rPr>
-        <w:t xml:space="preserve">har_deviation_l1</w:t>
+        <w:t xml:space="preserve">har_filter_grubbs</w:t>
       </w:r>
       <w:r>
         <w:br/>
@@ -2814,6 +2206,84 @@
       </w:r>
       <w:r>
         <w:rPr>
+          <w:rStyle w:val="NormalTok"/>
+        </w:rPr>
+        <w:t xml:space="preserve">threshold_grubbs </w:t>
+      </w:r>
+      <w:r>
+        <w:rPr>
+          <w:rStyle w:val="OtherTok"/>
+        </w:rPr>
+        <w:t xml:space="preserve">&lt;-</w:t>
+      </w:r>
+      <w:r>
+        <w:rPr>
+          <w:rStyle w:val="NormalTok"/>
+        </w:rPr>
+        <w:t xml:space="preserve"> </w:t>
+      </w:r>
+      <w:r>
+        <w:rPr>
+          <w:rStyle w:val="FunctionTok"/>
+        </w:rPr>
+        <w:t xml:space="preserve">attr</w:t>
+      </w:r>
+      <w:r>
+        <w:rPr>
+          <w:rStyle w:val="NormalTok"/>
+        </w:rPr>
+        <w:t xml:space="preserve">(detection, </w:t>
+      </w:r>
+      <w:r>
+        <w:rPr>
+          <w:rStyle w:val="StringTok"/>
+        </w:rPr>
+        <w:t xml:space="preserve">"threshold"</w:t>
+      </w:r>
+      <w:r>
+        <w:rPr>
+          <w:rStyle w:val="NormalTok"/>
+        </w:rPr>
+        <w:t xml:space="preserve">)</w:t>
+      </w:r>
+      <w:r>
+        <w:br/>
+      </w:r>
+      <w:r>
+        <w:rPr>
+          <w:rStyle w:val="NormalTok"/>
+        </w:rPr>
+        <w:t xml:space="preserve">threshold_grubbs </w:t>
+      </w:r>
+      <w:r>
+        <w:rPr>
+          <w:rStyle w:val="OtherTok"/>
+        </w:rPr>
+        <w:t xml:space="preserve">&lt;-</w:t>
+      </w:r>
+      <w:r>
+        <w:rPr>
+          <w:rStyle w:val="NormalTok"/>
+        </w:rPr>
+        <w:t xml:space="preserve"> threshold_grubbs[</w:t>
+      </w:r>
+      <w:r>
+        <w:rPr>
+          <w:rStyle w:val="FunctionTok"/>
+        </w:rPr>
+        <w:t xml:space="preserve">is.finite</w:t>
+      </w:r>
+      <w:r>
+        <w:rPr>
+          <w:rStyle w:val="NormalTok"/>
+        </w:rPr>
+        <w:t xml:space="preserve">(threshold_grubbs)]</w:t>
+      </w:r>
+      <w:r>
+        <w:br/>
+      </w:r>
+      <w:r>
+        <w:rPr>
           <w:rStyle w:val="FunctionTok"/>
         </w:rPr>
         <w:t xml:space="preserve">har_plot</w:t>
@@ -2870,31 +2340,7 @@
         <w:rPr>
           <w:rStyle w:val="NormalTok"/>
         </w:rPr>
-        <w:t xml:space="preserve"> </w:t>
-      </w:r>
-      <w:r>
-        <w:rPr>
-          <w:rStyle w:val="FunctionTok"/>
-        </w:rPr>
-        <w:t xml:space="preserve">attr</w:t>
-      </w:r>
-      <w:r>
-        <w:rPr>
-          <w:rStyle w:val="NormalTok"/>
-        </w:rPr>
-        <w:t xml:space="preserve">(detection, </w:t>
-      </w:r>
-      <w:r>
-        <w:rPr>
-          <w:rStyle w:val="StringTok"/>
-        </w:rPr>
-        <w:t xml:space="preserve">"threshold"</w:t>
-      </w:r>
-      <w:r>
-        <w:rPr>
-          <w:rStyle w:val="NormalTok"/>
-        </w:rPr>
-        <w:t xml:space="preserve">))</w:t>
+        <w:t xml:space="preserve"> threshold_grubbs)</w:t>
       </w:r>
     </w:p>
     <w:p>
@@ -2906,18 +2352,18 @@
           <wp:inline>
             <wp:extent cx="4620126" cy="3696101"/>
             <wp:effectExtent b="0" l="0" r="0" t="0"/>
-            <wp:docPr descr="" title="" id="30" name="Picture"/>
+            <wp:docPr descr="" title="" id="29" name="Picture"/>
             <a:graphic>
               <a:graphicData uri="http://schemas.openxmlformats.org/drawingml/2006/picture">
                 <pic:pic>
                   <pic:nvPicPr>
-                    <pic:cNvPr descr="C:\Git\dal\harbinger\examples\general\doc\06-utilities-examples_filter_criteria_candidate_selection_files/4ba199cffcec1b4427d403273bebabe642579bad.png" id="31" name="Picture"/>
+                    <pic:cNvPr descr="..\..\examples\general\doc\06-utilities-examples_filter_criteria_candidate_selection_files/39ce80a905f7599db1201c21508a02422a5bde84.png" id="30" name="Picture"/>
                     <pic:cNvPicPr>
                       <a:picLocks noChangeArrowheads="1" noChangeAspect="1"/>
                     </pic:cNvPicPr>
                   </pic:nvPicPr>
                   <pic:blipFill>
-                    <a:blip r:embed="rId29"/>
+                    <a:blip r:embed="rId28"/>
                     <a:stretch>
                       <a:fillRect/>
                     </a:stretch>
@@ -2952,7 +2398,34 @@
         <w:rPr>
           <w:rStyle w:val="CommentTok"/>
         </w:rPr>
-        <w:t xml:space="preserve"># L1 deviation measure + boxplot/IQR filter criterion</w:t>
+        <w:t xml:space="preserve"># L1 deviation measure.</w:t>
+      </w:r>
+      <w:r>
+        <w:br/>
+      </w:r>
+      <w:r>
+        <w:rPr>
+          <w:rStyle w:val="CommentTok"/>
+        </w:rPr>
+        <w:t xml:space="preserve"># Objective: change how residual magnitude is summarized before filtering.</w:t>
+      </w:r>
+      <w:r>
+        <w:br/>
+      </w:r>
+      <w:r>
+        <w:rPr>
+          <w:rStyle w:val="CommentTok"/>
+        </w:rPr>
+        <w:t xml:space="preserve"># Property: L1 (absolute deviation) is usually more robust than L2 because it</w:t>
+      </w:r>
+      <w:r>
+        <w:br/>
+      </w:r>
+      <w:r>
+        <w:rPr>
+          <w:rStyle w:val="CommentTok"/>
+        </w:rPr>
+        <w:t xml:space="preserve"># reduces the influence of very large residual peaks on the scale of the score.</w:t>
       </w:r>
       <w:r>
         <w:br/>
@@ -3031,51 +2504,6 @@
           <w:rStyle w:val="NormalTok"/>
         </w:rPr>
         <w:t xml:space="preserve">har_deviation_l1</w:t>
-      </w:r>
-      <w:r>
-        <w:br/>
-      </w:r>
-      <w:r>
-        <w:rPr>
-          <w:rStyle w:val="NormalTok"/>
-        </w:rPr>
-        <w:t xml:space="preserve">model</w:t>
-      </w:r>
-      <w:r>
-        <w:rPr>
-          <w:rStyle w:val="SpecialCharTok"/>
-        </w:rPr>
-        <w:t xml:space="preserve">$</w:t>
-      </w:r>
-      <w:r>
-        <w:rPr>
-          <w:rStyle w:val="NormalTok"/>
-        </w:rPr>
-        <w:t xml:space="preserve">har_outliers </w:t>
-      </w:r>
-      <w:r>
-        <w:rPr>
-          <w:rStyle w:val="OtherTok"/>
-        </w:rPr>
-        <w:t xml:space="preserve">&lt;-</w:t>
-      </w:r>
-      <w:r>
-        <w:rPr>
-          <w:rStyle w:val="NormalTok"/>
-        </w:rPr>
-        <w:t xml:space="preserve"> hutils</w:t>
-      </w:r>
-      <w:r>
-        <w:rPr>
-          <w:rStyle w:val="SpecialCharTok"/>
-        </w:rPr>
-        <w:t xml:space="preserve">$</w:t>
-      </w:r>
-      <w:r>
-        <w:rPr>
-          <w:rStyle w:val="NormalTok"/>
-        </w:rPr>
-        <w:t xml:space="preserve">har_filter_boxplot</w:t>
       </w:r>
       <w:r>
         <w:br/>
@@ -3264,18 +2692,18 @@
           <wp:inline>
             <wp:extent cx="4620126" cy="3696101"/>
             <wp:effectExtent b="0" l="0" r="0" t="0"/>
-            <wp:docPr descr="" title="" id="33" name="Picture"/>
+            <wp:docPr descr="" title="" id="32" name="Picture"/>
             <a:graphic>
               <a:graphicData uri="http://schemas.openxmlformats.org/drawingml/2006/picture">
                 <pic:pic>
                   <pic:nvPicPr>
-                    <pic:cNvPr descr="C:\Git\dal\harbinger\examples\general\doc\06-utilities-examples_filter_criteria_candidate_selection_files/ae52c710e78589450fc76278dac73417ed608cfc.png" id="34" name="Picture"/>
+                    <pic:cNvPr descr="..\..\examples\general\doc\06-utilities-examples_filter_criteria_candidate_selection_files/4dbf60190dfe73090bdd539781464e70d56192d1.png" id="33" name="Picture"/>
                     <pic:cNvPicPr>
                       <a:picLocks noChangeArrowheads="1" noChangeAspect="1"/>
                     </pic:cNvPicPr>
                   </pic:nvPicPr>
                   <pic:blipFill>
-                    <a:blip r:embed="rId32"/>
+                    <a:blip r:embed="rId31"/>
                     <a:stretch>
                       <a:fillRect/>
                     </a:stretch>
@@ -3310,7 +2738,43 @@
         <w:rPr>
           <w:rStyle w:val="CommentTok"/>
         </w:rPr>
-        <w:t xml:space="preserve"># L1 deviation measure + ratio-based filter criterion</w:t>
+        <w:t xml:space="preserve"># Huber deviation measure.</w:t>
+      </w:r>
+      <w:r>
+        <w:br/>
+      </w:r>
+      <w:r>
+        <w:rPr>
+          <w:rStyle w:val="CommentTok"/>
+        </w:rPr>
+        <w:t xml:space="preserve"># Objective: keep some of the peak sensitivity of L2 without letting a few</w:t>
+      </w:r>
+      <w:r>
+        <w:br/>
+      </w:r>
+      <w:r>
+        <w:rPr>
+          <w:rStyle w:val="CommentTok"/>
+        </w:rPr>
+        <w:t xml:space="preserve"># extremes dominate the score as strongly.</w:t>
+      </w:r>
+      <w:r>
+        <w:br/>
+      </w:r>
+      <w:r>
+        <w:rPr>
+          <w:rStyle w:val="CommentTok"/>
+        </w:rPr>
+        <w:t xml:space="preserve"># Property: Huber behaves quadratically near zero and linearly in the tails,</w:t>
+      </w:r>
+      <w:r>
+        <w:br/>
+      </w:r>
+      <w:r>
+        <w:rPr>
+          <w:rStyle w:val="CommentTok"/>
+        </w:rPr>
+        <w:t xml:space="preserve"># so it often acts as a compromise between L2 emphasis and L1 robustness.</w:t>
       </w:r>
       <w:r>
         <w:br/>
@@ -3388,52 +2852,7 @@
         <w:rPr>
           <w:rStyle w:val="NormalTok"/>
         </w:rPr>
-        <w:t xml:space="preserve">har_deviation_l1</w:t>
-      </w:r>
-      <w:r>
-        <w:br/>
-      </w:r>
-      <w:r>
-        <w:rPr>
-          <w:rStyle w:val="NormalTok"/>
-        </w:rPr>
-        <w:t xml:space="preserve">model</w:t>
-      </w:r>
-      <w:r>
-        <w:rPr>
-          <w:rStyle w:val="SpecialCharTok"/>
-        </w:rPr>
-        <w:t xml:space="preserve">$</w:t>
-      </w:r>
-      <w:r>
-        <w:rPr>
-          <w:rStyle w:val="NormalTok"/>
-        </w:rPr>
-        <w:t xml:space="preserve">har_outliers </w:t>
-      </w:r>
-      <w:r>
-        <w:rPr>
-          <w:rStyle w:val="OtherTok"/>
-        </w:rPr>
-        <w:t xml:space="preserve">&lt;-</w:t>
-      </w:r>
-      <w:r>
-        <w:rPr>
-          <w:rStyle w:val="NormalTok"/>
-        </w:rPr>
-        <w:t xml:space="preserve"> hutils</w:t>
-      </w:r>
-      <w:r>
-        <w:rPr>
-          <w:rStyle w:val="SpecialCharTok"/>
-        </w:rPr>
-        <w:t xml:space="preserve">$</w:t>
-      </w:r>
-      <w:r>
-        <w:rPr>
-          <w:rStyle w:val="NormalTok"/>
-        </w:rPr>
-        <w:t xml:space="preserve">har_filter_ratio</w:t>
+        <w:t xml:space="preserve">har_deviation_huber</w:t>
       </w:r>
       <w:r>
         <w:br/>
@@ -3622,18 +3041,18 @@
           <wp:inline>
             <wp:extent cx="4620126" cy="3696101"/>
             <wp:effectExtent b="0" l="0" r="0" t="0"/>
-            <wp:docPr descr="" title="" id="36" name="Picture"/>
+            <wp:docPr descr="" title="" id="35" name="Picture"/>
             <a:graphic>
               <a:graphicData uri="http://schemas.openxmlformats.org/drawingml/2006/picture">
                 <pic:pic>
                   <pic:nvPicPr>
-                    <pic:cNvPr descr="C:\Git\dal\harbinger\examples\general\doc\06-utilities-examples_filter_criteria_candidate_selection_files/4e9087c16bc7045574ad37396ebff41684fda054.png" id="37" name="Picture"/>
+                    <pic:cNvPr descr="..\..\examples\general\doc\06-utilities-examples_filter_criteria_candidate_selection_files/316f4974049d2554f91ba0af54536eb7e4e9886d.png" id="36" name="Picture"/>
                     <pic:cNvPicPr>
                       <a:picLocks noChangeArrowheads="1" noChangeAspect="1"/>
                     </pic:cNvPicPr>
                   </pic:nvPicPr>
                   <pic:blipFill>
-                    <a:blip r:embed="rId35"/>
+                    <a:blip r:embed="rId34"/>
                     <a:stretch>
                       <a:fillRect/>
                     </a:stretch>
@@ -3668,7 +3087,34 @@
         <w:rPr>
           <w:rStyle w:val="CommentTok"/>
         </w:rPr>
-        <w:t xml:space="preserve"># Candidate selection: keep only the highest-magnitude index in contiguous runs</w:t>
+        <w:t xml:space="preserve"># L1 deviation + boxplot/IQR filter.</w:t>
+      </w:r>
+      <w:r>
+        <w:br/>
+      </w:r>
+      <w:r>
+        <w:rPr>
+          <w:rStyle w:val="CommentTok"/>
+        </w:rPr>
+        <w:t xml:space="preserve"># Objective: combine a robust deviation summary with a robust cutoff rule.</w:t>
+      </w:r>
+      <w:r>
+        <w:br/>
+      </w:r>
+      <w:r>
+        <w:rPr>
+          <w:rStyle w:val="CommentTok"/>
+        </w:rPr>
+        <w:t xml:space="preserve"># Property: this is a natural configuration when the analyst wants to reduce</w:t>
+      </w:r>
+      <w:r>
+        <w:br/>
+      </w:r>
+      <w:r>
+        <w:rPr>
+          <w:rStyle w:val="CommentTok"/>
+        </w:rPr>
+        <w:t xml:space="preserve"># sensitivity both in the score construction and in the candidate filter.</w:t>
       </w:r>
       <w:r>
         <w:br/>
@@ -3792,51 +3238,6 @@
           <w:rStyle w:val="NormalTok"/>
         </w:rPr>
         <w:t xml:space="preserve">har_filter_boxplot</w:t>
-      </w:r>
-      <w:r>
-        <w:br/>
-      </w:r>
-      <w:r>
-        <w:rPr>
-          <w:rStyle w:val="NormalTok"/>
-        </w:rPr>
-        <w:t xml:space="preserve">model</w:t>
-      </w:r>
-      <w:r>
-        <w:rPr>
-          <w:rStyle w:val="SpecialCharTok"/>
-        </w:rPr>
-        <w:t xml:space="preserve">$</w:t>
-      </w:r>
-      <w:r>
-        <w:rPr>
-          <w:rStyle w:val="NormalTok"/>
-        </w:rPr>
-        <w:t xml:space="preserve">har_outliers_check </w:t>
-      </w:r>
-      <w:r>
-        <w:rPr>
-          <w:rStyle w:val="OtherTok"/>
-        </w:rPr>
-        <w:t xml:space="preserve">&lt;-</w:t>
-      </w:r>
-      <w:r>
-        <w:rPr>
-          <w:rStyle w:val="NormalTok"/>
-        </w:rPr>
-        <w:t xml:space="preserve"> hutils</w:t>
-      </w:r>
-      <w:r>
-        <w:rPr>
-          <w:rStyle w:val="SpecialCharTok"/>
-        </w:rPr>
-        <w:t xml:space="preserve">$</w:t>
-      </w:r>
-      <w:r>
-        <w:rPr>
-          <w:rStyle w:val="NormalTok"/>
-        </w:rPr>
-        <w:t xml:space="preserve">har_candidate_selection_highgroup</w:t>
       </w:r>
       <w:r>
         <w:br/>
@@ -4025,18 +3426,18 @@
           <wp:inline>
             <wp:extent cx="4620126" cy="3696101"/>
             <wp:effectExtent b="0" l="0" r="0" t="0"/>
-            <wp:docPr descr="" title="" id="39" name="Picture"/>
+            <wp:docPr descr="" title="" id="38" name="Picture"/>
             <a:graphic>
               <a:graphicData uri="http://schemas.openxmlformats.org/drawingml/2006/picture">
                 <pic:pic>
                   <pic:nvPicPr>
-                    <pic:cNvPr descr="C:\Git\dal\harbinger\examples\general\doc\06-utilities-examples_filter_criteria_candidate_selection_files/5b8395b6ff1387016e944cf1617bb68b3bb153d3.png" id="40" name="Picture"/>
+                    <pic:cNvPr descr="..\..\examples\general\doc\06-utilities-examples_filter_criteria_candidate_selection_files/d1e59eed7763ad4d43b48256786b2edf1d15968e.png" id="39" name="Picture"/>
                     <pic:cNvPicPr>
                       <a:picLocks noChangeArrowheads="1" noChangeAspect="1"/>
                     </pic:cNvPicPr>
                   </pic:nvPicPr>
                   <pic:blipFill>
-                    <a:blip r:embed="rId38"/>
+                    <a:blip r:embed="rId37"/>
                     <a:stretch>
                       <a:fillRect/>
                     </a:stretch>
@@ -4071,7 +3472,7 @@
         <w:rPr>
           <w:rStyle w:val="CommentTok"/>
         </w:rPr>
-        <w:t xml:space="preserve"># Candidate selection: evaluate each candidate against the distribution</w:t>
+        <w:t xml:space="preserve"># Huber deviation + MAD filter.</w:t>
       </w:r>
       <w:r>
         <w:br/>
@@ -4080,7 +3481,34 @@
         <w:rPr>
           <w:rStyle w:val="CommentTok"/>
         </w:rPr>
-        <w:t xml:space="preserve"># estimated from the 30 observations that precede the candidate run</w:t>
+        <w:t xml:space="preserve"># Objective: combine a compromise deviation score with a robust threshold rule.</w:t>
+      </w:r>
+      <w:r>
+        <w:br/>
+      </w:r>
+      <w:r>
+        <w:rPr>
+          <w:rStyle w:val="CommentTok"/>
+        </w:rPr>
+        <w:t xml:space="preserve"># Property: this configuration is useful when the analyst wants the score to</w:t>
+      </w:r>
+      <w:r>
+        <w:br/>
+      </w:r>
+      <w:r>
+        <w:rPr>
+          <w:rStyle w:val="CommentTok"/>
+        </w:rPr>
+        <w:t xml:space="preserve"># still react to moderate residual growth while keeping the cutoff itself</w:t>
+      </w:r>
+      <w:r>
+        <w:br/>
+      </w:r>
+      <w:r>
+        <w:rPr>
+          <w:rStyle w:val="CommentTok"/>
+        </w:rPr>
+        <w:t xml:space="preserve"># resistant to a few extreme observations.</w:t>
       </w:r>
       <w:r>
         <w:br/>
@@ -4158,7 +3586,7 @@
         <w:rPr>
           <w:rStyle w:val="NormalTok"/>
         </w:rPr>
-        <w:t xml:space="preserve">har_deviation_l1</w:t>
+        <w:t xml:space="preserve">har_deviation_huber</w:t>
       </w:r>
       <w:r>
         <w:br/>
@@ -4203,52 +3631,7 @@
         <w:rPr>
           <w:rStyle w:val="NormalTok"/>
         </w:rPr>
-        <w:t xml:space="preserve">har_filter_boxplot</w:t>
-      </w:r>
-      <w:r>
-        <w:br/>
-      </w:r>
-      <w:r>
-        <w:rPr>
-          <w:rStyle w:val="NormalTok"/>
-        </w:rPr>
-        <w:t xml:space="preserve">model</w:t>
-      </w:r>
-      <w:r>
-        <w:rPr>
-          <w:rStyle w:val="SpecialCharTok"/>
-        </w:rPr>
-        <w:t xml:space="preserve">$</w:t>
-      </w:r>
-      <w:r>
-        <w:rPr>
-          <w:rStyle w:val="NormalTok"/>
-        </w:rPr>
-        <w:t xml:space="preserve">har_outliers_check </w:t>
-      </w:r>
-      <w:r>
-        <w:rPr>
-          <w:rStyle w:val="OtherTok"/>
-        </w:rPr>
-        <w:t xml:space="preserve">&lt;-</w:t>
-      </w:r>
-      <w:r>
-        <w:rPr>
-          <w:rStyle w:val="NormalTok"/>
-        </w:rPr>
-        <w:t xml:space="preserve"> hutils</w:t>
-      </w:r>
-      <w:r>
-        <w:rPr>
-          <w:rStyle w:val="SpecialCharTok"/>
-        </w:rPr>
-        <w:t xml:space="preserve">$</w:t>
-      </w:r>
-      <w:r>
-        <w:rPr>
-          <w:rStyle w:val="NormalTok"/>
-        </w:rPr>
-        <w:t xml:space="preserve">har_candidate_selection_referencedistribution</w:t>
+        <w:t xml:space="preserve">har_filter_mad</w:t>
       </w:r>
       <w:r>
         <w:br/>
@@ -4437,18 +3820,18 @@
           <wp:inline>
             <wp:extent cx="4620126" cy="3696101"/>
             <wp:effectExtent b="0" l="0" r="0" t="0"/>
-            <wp:docPr descr="" title="" id="42" name="Picture"/>
+            <wp:docPr descr="" title="" id="41" name="Picture"/>
             <a:graphic>
               <a:graphicData uri="http://schemas.openxmlformats.org/drawingml/2006/picture">
                 <pic:pic>
                   <pic:nvPicPr>
-                    <pic:cNvPr descr="C:\Git\dal\harbinger\examples\general\doc\06-utilities-examples_filter_criteria_candidate_selection_files/701e6ed206b465d748482a15034063fb9e3293bb.png" id="43" name="Picture"/>
+                    <pic:cNvPr descr="..\..\examples\general\doc\06-utilities-examples_filter_criteria_candidate_selection_files/a7cf8d9b8454f5b0566f6d97d6f6746cc9a80773.png" id="42" name="Picture"/>
                     <pic:cNvPicPr>
                       <a:picLocks noChangeArrowheads="1" noChangeAspect="1"/>
                     </pic:cNvPicPr>
                   </pic:nvPicPr>
                   <pic:blipFill>
-                    <a:blip r:embed="rId41"/>
+                    <a:blip r:embed="rId40"/>
                     <a:stretch>
                       <a:fillRect/>
                     </a:stretch>
@@ -4475,9 +3858,1299 @@
         </w:drawing>
       </w:r>
     </w:p>
-    <w:bookmarkEnd w:id="44"/>
-    <w:bookmarkEnd w:id="45"/>
-    <w:bookmarkStart w:id="46" w:name="references"/>
+    <w:p>
+      <w:pPr>
+        <w:pStyle w:val="SourceCode"/>
+      </w:pPr>
+      <w:r>
+        <w:rPr>
+          <w:rStyle w:val="CommentTok"/>
+        </w:rPr>
+        <w:t xml:space="preserve"># L1 deviation + ratio filter.</w:t>
+      </w:r>
+      <w:r>
+        <w:br/>
+      </w:r>
+      <w:r>
+        <w:rPr>
+          <w:rStyle w:val="CommentTok"/>
+        </w:rPr>
+        <w:t xml:space="preserve"># Objective: keep the more robust L1 score while shifting the cutoff to a</w:t>
+      </w:r>
+      <w:r>
+        <w:br/>
+      </w:r>
+      <w:r>
+        <w:rPr>
+          <w:rStyle w:val="CommentTok"/>
+        </w:rPr>
+        <w:t xml:space="preserve"># relative scale.</w:t>
+      </w:r>
+      <w:r>
+        <w:br/>
+      </w:r>
+      <w:r>
+        <w:rPr>
+          <w:rStyle w:val="CommentTok"/>
+        </w:rPr>
+        <w:t xml:space="preserve"># Property: this combination is useful when absolute residual magnitude alone</w:t>
+      </w:r>
+      <w:r>
+        <w:br/>
+      </w:r>
+      <w:r>
+        <w:rPr>
+          <w:rStyle w:val="CommentTok"/>
+        </w:rPr>
+        <w:t xml:space="preserve"># is not the most informative way to decide what should be considered extreme.</w:t>
+      </w:r>
+      <w:r>
+        <w:br/>
+      </w:r>
+      <w:r>
+        <w:rPr>
+          <w:rStyle w:val="NormalTok"/>
+        </w:rPr>
+        <w:t xml:space="preserve">model </w:t>
+      </w:r>
+      <w:r>
+        <w:rPr>
+          <w:rStyle w:val="OtherTok"/>
+        </w:rPr>
+        <w:t xml:space="preserve">&lt;-</w:t>
+      </w:r>
+      <w:r>
+        <w:rPr>
+          <w:rStyle w:val="NormalTok"/>
+        </w:rPr>
+        <w:t xml:space="preserve"> </w:t>
+      </w:r>
+      <w:r>
+        <w:rPr>
+          <w:rStyle w:val="FunctionTok"/>
+        </w:rPr>
+        <w:t xml:space="preserve">hanr_arima</w:t>
+      </w:r>
+      <w:r>
+        <w:rPr>
+          <w:rStyle w:val="NormalTok"/>
+        </w:rPr>
+        <w:t xml:space="preserve">()</w:t>
+      </w:r>
+      <w:r>
+        <w:br/>
+      </w:r>
+      <w:r>
+        <w:rPr>
+          <w:rStyle w:val="NormalTok"/>
+        </w:rPr>
+        <w:t xml:space="preserve">model</w:t>
+      </w:r>
+      <w:r>
+        <w:rPr>
+          <w:rStyle w:val="SpecialCharTok"/>
+        </w:rPr>
+        <w:t xml:space="preserve">$</w:t>
+      </w:r>
+      <w:r>
+        <w:rPr>
+          <w:rStyle w:val="NormalTok"/>
+        </w:rPr>
+        <w:t xml:space="preserve">har_distance </w:t>
+      </w:r>
+      <w:r>
+        <w:rPr>
+          <w:rStyle w:val="OtherTok"/>
+        </w:rPr>
+        <w:t xml:space="preserve">&lt;-</w:t>
+      </w:r>
+      <w:r>
+        <w:rPr>
+          <w:rStyle w:val="NormalTok"/>
+        </w:rPr>
+        <w:t xml:space="preserve"> hutils</w:t>
+      </w:r>
+      <w:r>
+        <w:rPr>
+          <w:rStyle w:val="SpecialCharTok"/>
+        </w:rPr>
+        <w:t xml:space="preserve">$</w:t>
+      </w:r>
+      <w:r>
+        <w:rPr>
+          <w:rStyle w:val="NormalTok"/>
+        </w:rPr>
+        <w:t xml:space="preserve">har_deviation_l1</w:t>
+      </w:r>
+      <w:r>
+        <w:br/>
+      </w:r>
+      <w:r>
+        <w:rPr>
+          <w:rStyle w:val="NormalTok"/>
+        </w:rPr>
+        <w:t xml:space="preserve">model</w:t>
+      </w:r>
+      <w:r>
+        <w:rPr>
+          <w:rStyle w:val="SpecialCharTok"/>
+        </w:rPr>
+        <w:t xml:space="preserve">$</w:t>
+      </w:r>
+      <w:r>
+        <w:rPr>
+          <w:rStyle w:val="NormalTok"/>
+        </w:rPr>
+        <w:t xml:space="preserve">har_outliers </w:t>
+      </w:r>
+      <w:r>
+        <w:rPr>
+          <w:rStyle w:val="OtherTok"/>
+        </w:rPr>
+        <w:t xml:space="preserve">&lt;-</w:t>
+      </w:r>
+      <w:r>
+        <w:rPr>
+          <w:rStyle w:val="NormalTok"/>
+        </w:rPr>
+        <w:t xml:space="preserve"> hutils</w:t>
+      </w:r>
+      <w:r>
+        <w:rPr>
+          <w:rStyle w:val="SpecialCharTok"/>
+        </w:rPr>
+        <w:t xml:space="preserve">$</w:t>
+      </w:r>
+      <w:r>
+        <w:rPr>
+          <w:rStyle w:val="NormalTok"/>
+        </w:rPr>
+        <w:t xml:space="preserve">har_filter_ratio</w:t>
+      </w:r>
+      <w:r>
+        <w:br/>
+      </w:r>
+      <w:r>
+        <w:rPr>
+          <w:rStyle w:val="NormalTok"/>
+        </w:rPr>
+        <w:t xml:space="preserve">model </w:t>
+      </w:r>
+      <w:r>
+        <w:rPr>
+          <w:rStyle w:val="OtherTok"/>
+        </w:rPr>
+        <w:t xml:space="preserve">&lt;-</w:t>
+      </w:r>
+      <w:r>
+        <w:rPr>
+          <w:rStyle w:val="NormalTok"/>
+        </w:rPr>
+        <w:t xml:space="preserve"> </w:t>
+      </w:r>
+      <w:r>
+        <w:rPr>
+          <w:rStyle w:val="FunctionTok"/>
+        </w:rPr>
+        <w:t xml:space="preserve">fit</w:t>
+      </w:r>
+      <w:r>
+        <w:rPr>
+          <w:rStyle w:val="NormalTok"/>
+        </w:rPr>
+        <w:t xml:space="preserve">(model, dataset</w:t>
+      </w:r>
+      <w:r>
+        <w:rPr>
+          <w:rStyle w:val="SpecialCharTok"/>
+        </w:rPr>
+        <w:t xml:space="preserve">$</w:t>
+      </w:r>
+      <w:r>
+        <w:rPr>
+          <w:rStyle w:val="NormalTok"/>
+        </w:rPr>
+        <w:t xml:space="preserve">serie)</w:t>
+      </w:r>
+      <w:r>
+        <w:br/>
+      </w:r>
+      <w:r>
+        <w:rPr>
+          <w:rStyle w:val="NormalTok"/>
+        </w:rPr>
+        <w:t xml:space="preserve">detection </w:t>
+      </w:r>
+      <w:r>
+        <w:rPr>
+          <w:rStyle w:val="OtherTok"/>
+        </w:rPr>
+        <w:t xml:space="preserve">&lt;-</w:t>
+      </w:r>
+      <w:r>
+        <w:rPr>
+          <w:rStyle w:val="NormalTok"/>
+        </w:rPr>
+        <w:t xml:space="preserve"> </w:t>
+      </w:r>
+      <w:r>
+        <w:rPr>
+          <w:rStyle w:val="FunctionTok"/>
+        </w:rPr>
+        <w:t xml:space="preserve">detect</w:t>
+      </w:r>
+      <w:r>
+        <w:rPr>
+          <w:rStyle w:val="NormalTok"/>
+        </w:rPr>
+        <w:t xml:space="preserve">(model, dataset</w:t>
+      </w:r>
+      <w:r>
+        <w:rPr>
+          <w:rStyle w:val="SpecialCharTok"/>
+        </w:rPr>
+        <w:t xml:space="preserve">$</w:t>
+      </w:r>
+      <w:r>
+        <w:rPr>
+          <w:rStyle w:val="NormalTok"/>
+        </w:rPr>
+        <w:t xml:space="preserve">serie)</w:t>
+      </w:r>
+      <w:r>
+        <w:br/>
+      </w:r>
+      <w:r>
+        <w:rPr>
+          <w:rStyle w:val="FunctionTok"/>
+        </w:rPr>
+        <w:t xml:space="preserve">har_plot</w:t>
+      </w:r>
+      <w:r>
+        <w:rPr>
+          <w:rStyle w:val="NormalTok"/>
+        </w:rPr>
+        <w:t xml:space="preserve">(model, </w:t>
+      </w:r>
+      <w:r>
+        <w:rPr>
+          <w:rStyle w:val="FunctionTok"/>
+        </w:rPr>
+        <w:t xml:space="preserve">attr</w:t>
+      </w:r>
+      <w:r>
+        <w:rPr>
+          <w:rStyle w:val="NormalTok"/>
+        </w:rPr>
+        <w:t xml:space="preserve">(detection, </w:t>
+      </w:r>
+      <w:r>
+        <w:rPr>
+          <w:rStyle w:val="StringTok"/>
+        </w:rPr>
+        <w:t xml:space="preserve">"res"</w:t>
+      </w:r>
+      <w:r>
+        <w:rPr>
+          <w:rStyle w:val="NormalTok"/>
+        </w:rPr>
+        <w:t xml:space="preserve">), detection, dataset</w:t>
+      </w:r>
+      <w:r>
+        <w:rPr>
+          <w:rStyle w:val="SpecialCharTok"/>
+        </w:rPr>
+        <w:t xml:space="preserve">$</w:t>
+      </w:r>
+      <w:r>
+        <w:rPr>
+          <w:rStyle w:val="NormalTok"/>
+        </w:rPr>
+        <w:t xml:space="preserve">event, </w:t>
+      </w:r>
+      <w:r>
+        <w:rPr>
+          <w:rStyle w:val="AttributeTok"/>
+        </w:rPr>
+        <w:t xml:space="preserve">yline =</w:t>
+      </w:r>
+      <w:r>
+        <w:rPr>
+          <w:rStyle w:val="NormalTok"/>
+        </w:rPr>
+        <w:t xml:space="preserve"> </w:t>
+      </w:r>
+      <w:r>
+        <w:rPr>
+          <w:rStyle w:val="FunctionTok"/>
+        </w:rPr>
+        <w:t xml:space="preserve">attr</w:t>
+      </w:r>
+      <w:r>
+        <w:rPr>
+          <w:rStyle w:val="NormalTok"/>
+        </w:rPr>
+        <w:t xml:space="preserve">(detection, </w:t>
+      </w:r>
+      <w:r>
+        <w:rPr>
+          <w:rStyle w:val="StringTok"/>
+        </w:rPr>
+        <w:t xml:space="preserve">"threshold"</w:t>
+      </w:r>
+      <w:r>
+        <w:rPr>
+          <w:rStyle w:val="NormalTok"/>
+        </w:rPr>
+        <w:t xml:space="preserve">))</w:t>
+      </w:r>
+    </w:p>
+    <w:p>
+      <w:pPr>
+        <w:pStyle w:val="FirstParagraph"/>
+      </w:pPr>
+      <w:r>
+        <w:drawing>
+          <wp:inline>
+            <wp:extent cx="4620126" cy="3696101"/>
+            <wp:effectExtent b="0" l="0" r="0" t="0"/>
+            <wp:docPr descr="" title="" id="44" name="Picture"/>
+            <a:graphic>
+              <a:graphicData uri="http://schemas.openxmlformats.org/drawingml/2006/picture">
+                <pic:pic>
+                  <pic:nvPicPr>
+                    <pic:cNvPr descr="..\..\examples\general\doc\06-utilities-examples_filter_criteria_candidate_selection_files/2dac94a73fdf9ff53987a4a7474afb6aa92dad01.png" id="45" name="Picture"/>
+                    <pic:cNvPicPr>
+                      <a:picLocks noChangeArrowheads="1" noChangeAspect="1"/>
+                    </pic:cNvPicPr>
+                  </pic:nvPicPr>
+                  <pic:blipFill>
+                    <a:blip r:embed="rId43"/>
+                    <a:stretch>
+                      <a:fillRect/>
+                    </a:stretch>
+                  </pic:blipFill>
+                  <pic:spPr bwMode="auto">
+                    <a:xfrm>
+                      <a:off x="0" y="0"/>
+                      <a:ext cx="4620126" cy="3696101"/>
+                    </a:xfrm>
+                    <a:prstGeom prst="rect">
+                      <a:avLst/>
+                    </a:prstGeom>
+                    <a:noFill/>
+                    <a:ln w="9525">
+                      <a:noFill/>
+                      <a:headEnd/>
+                      <a:tailEnd/>
+                    </a:ln>
+                  </pic:spPr>
+                </pic:pic>
+              </a:graphicData>
+            </a:graphic>
+          </wp:inline>
+        </w:drawing>
+      </w:r>
+    </w:p>
+    <w:p>
+      <w:pPr>
+        <w:pStyle w:val="SourceCode"/>
+      </w:pPr>
+      <w:r>
+        <w:rPr>
+          <w:rStyle w:val="CommentTok"/>
+        </w:rPr>
+        <w:t xml:space="preserve"># Highgroup candidate selection.</w:t>
+      </w:r>
+      <w:r>
+        <w:br/>
+      </w:r>
+      <w:r>
+        <w:rPr>
+          <w:rStyle w:val="CommentTok"/>
+        </w:rPr>
+        <w:t xml:space="preserve"># Objective: collapse a contiguous run of candidates into a single point.</w:t>
+      </w:r>
+      <w:r>
+        <w:br/>
+      </w:r>
+      <w:r>
+        <w:rPr>
+          <w:rStyle w:val="CommentTok"/>
+        </w:rPr>
+        <w:t xml:space="preserve"># Property: the representative point is the one with the highest residual</w:t>
+      </w:r>
+      <w:r>
+        <w:br/>
+      </w:r>
+      <w:r>
+        <w:rPr>
+          <w:rStyle w:val="CommentTok"/>
+        </w:rPr>
+        <w:t xml:space="preserve"># magnitude, which makes this strategy appropriate when the analyst wants one</w:t>
+      </w:r>
+      <w:r>
+        <w:br/>
+      </w:r>
+      <w:r>
+        <w:rPr>
+          <w:rStyle w:val="CommentTok"/>
+        </w:rPr>
+        <w:t xml:space="preserve"># punctual marker per event and prefers the local peak over the first crossing.</w:t>
+      </w:r>
+      <w:r>
+        <w:br/>
+      </w:r>
+      <w:r>
+        <w:rPr>
+          <w:rStyle w:val="NormalTok"/>
+        </w:rPr>
+        <w:t xml:space="preserve">model </w:t>
+      </w:r>
+      <w:r>
+        <w:rPr>
+          <w:rStyle w:val="OtherTok"/>
+        </w:rPr>
+        <w:t xml:space="preserve">&lt;-</w:t>
+      </w:r>
+      <w:r>
+        <w:rPr>
+          <w:rStyle w:val="NormalTok"/>
+        </w:rPr>
+        <w:t xml:space="preserve"> </w:t>
+      </w:r>
+      <w:r>
+        <w:rPr>
+          <w:rStyle w:val="FunctionTok"/>
+        </w:rPr>
+        <w:t xml:space="preserve">hanr_arima</w:t>
+      </w:r>
+      <w:r>
+        <w:rPr>
+          <w:rStyle w:val="NormalTok"/>
+        </w:rPr>
+        <w:t xml:space="preserve">()</w:t>
+      </w:r>
+      <w:r>
+        <w:br/>
+      </w:r>
+      <w:r>
+        <w:rPr>
+          <w:rStyle w:val="NormalTok"/>
+        </w:rPr>
+        <w:t xml:space="preserve">model</w:t>
+      </w:r>
+      <w:r>
+        <w:rPr>
+          <w:rStyle w:val="SpecialCharTok"/>
+        </w:rPr>
+        <w:t xml:space="preserve">$</w:t>
+      </w:r>
+      <w:r>
+        <w:rPr>
+          <w:rStyle w:val="NormalTok"/>
+        </w:rPr>
+        <w:t xml:space="preserve">har_distance </w:t>
+      </w:r>
+      <w:r>
+        <w:rPr>
+          <w:rStyle w:val="OtherTok"/>
+        </w:rPr>
+        <w:t xml:space="preserve">&lt;-</w:t>
+      </w:r>
+      <w:r>
+        <w:rPr>
+          <w:rStyle w:val="NormalTok"/>
+        </w:rPr>
+        <w:t xml:space="preserve"> hutils</w:t>
+      </w:r>
+      <w:r>
+        <w:rPr>
+          <w:rStyle w:val="SpecialCharTok"/>
+        </w:rPr>
+        <w:t xml:space="preserve">$</w:t>
+      </w:r>
+      <w:r>
+        <w:rPr>
+          <w:rStyle w:val="NormalTok"/>
+        </w:rPr>
+        <w:t xml:space="preserve">har_deviation_l1</w:t>
+      </w:r>
+      <w:r>
+        <w:br/>
+      </w:r>
+      <w:r>
+        <w:rPr>
+          <w:rStyle w:val="NormalTok"/>
+        </w:rPr>
+        <w:t xml:space="preserve">model</w:t>
+      </w:r>
+      <w:r>
+        <w:rPr>
+          <w:rStyle w:val="SpecialCharTok"/>
+        </w:rPr>
+        <w:t xml:space="preserve">$</w:t>
+      </w:r>
+      <w:r>
+        <w:rPr>
+          <w:rStyle w:val="NormalTok"/>
+        </w:rPr>
+        <w:t xml:space="preserve">har_outliers </w:t>
+      </w:r>
+      <w:r>
+        <w:rPr>
+          <w:rStyle w:val="OtherTok"/>
+        </w:rPr>
+        <w:t xml:space="preserve">&lt;-</w:t>
+      </w:r>
+      <w:r>
+        <w:rPr>
+          <w:rStyle w:val="NormalTok"/>
+        </w:rPr>
+        <w:t xml:space="preserve"> hutils</w:t>
+      </w:r>
+      <w:r>
+        <w:rPr>
+          <w:rStyle w:val="SpecialCharTok"/>
+        </w:rPr>
+        <w:t xml:space="preserve">$</w:t>
+      </w:r>
+      <w:r>
+        <w:rPr>
+          <w:rStyle w:val="NormalTok"/>
+        </w:rPr>
+        <w:t xml:space="preserve">har_filter_boxplot</w:t>
+      </w:r>
+      <w:r>
+        <w:br/>
+      </w:r>
+      <w:r>
+        <w:rPr>
+          <w:rStyle w:val="NormalTok"/>
+        </w:rPr>
+        <w:t xml:space="preserve">model</w:t>
+      </w:r>
+      <w:r>
+        <w:rPr>
+          <w:rStyle w:val="SpecialCharTok"/>
+        </w:rPr>
+        <w:t xml:space="preserve">$</w:t>
+      </w:r>
+      <w:r>
+        <w:rPr>
+          <w:rStyle w:val="NormalTok"/>
+        </w:rPr>
+        <w:t xml:space="preserve">har_outliers_check </w:t>
+      </w:r>
+      <w:r>
+        <w:rPr>
+          <w:rStyle w:val="OtherTok"/>
+        </w:rPr>
+        <w:t xml:space="preserve">&lt;-</w:t>
+      </w:r>
+      <w:r>
+        <w:rPr>
+          <w:rStyle w:val="NormalTok"/>
+        </w:rPr>
+        <w:t xml:space="preserve"> hutils</w:t>
+      </w:r>
+      <w:r>
+        <w:rPr>
+          <w:rStyle w:val="SpecialCharTok"/>
+        </w:rPr>
+        <w:t xml:space="preserve">$</w:t>
+      </w:r>
+      <w:r>
+        <w:rPr>
+          <w:rStyle w:val="NormalTok"/>
+        </w:rPr>
+        <w:t xml:space="preserve">har_candidate_selection_highgroup</w:t>
+      </w:r>
+      <w:r>
+        <w:br/>
+      </w:r>
+      <w:r>
+        <w:rPr>
+          <w:rStyle w:val="NormalTok"/>
+        </w:rPr>
+        <w:t xml:space="preserve">model </w:t>
+      </w:r>
+      <w:r>
+        <w:rPr>
+          <w:rStyle w:val="OtherTok"/>
+        </w:rPr>
+        <w:t xml:space="preserve">&lt;-</w:t>
+      </w:r>
+      <w:r>
+        <w:rPr>
+          <w:rStyle w:val="NormalTok"/>
+        </w:rPr>
+        <w:t xml:space="preserve"> </w:t>
+      </w:r>
+      <w:r>
+        <w:rPr>
+          <w:rStyle w:val="FunctionTok"/>
+        </w:rPr>
+        <w:t xml:space="preserve">fit</w:t>
+      </w:r>
+      <w:r>
+        <w:rPr>
+          <w:rStyle w:val="NormalTok"/>
+        </w:rPr>
+        <w:t xml:space="preserve">(model, dataset</w:t>
+      </w:r>
+      <w:r>
+        <w:rPr>
+          <w:rStyle w:val="SpecialCharTok"/>
+        </w:rPr>
+        <w:t xml:space="preserve">$</w:t>
+      </w:r>
+      <w:r>
+        <w:rPr>
+          <w:rStyle w:val="NormalTok"/>
+        </w:rPr>
+        <w:t xml:space="preserve">serie)</w:t>
+      </w:r>
+      <w:r>
+        <w:br/>
+      </w:r>
+      <w:r>
+        <w:rPr>
+          <w:rStyle w:val="NormalTok"/>
+        </w:rPr>
+        <w:t xml:space="preserve">detection </w:t>
+      </w:r>
+      <w:r>
+        <w:rPr>
+          <w:rStyle w:val="OtherTok"/>
+        </w:rPr>
+        <w:t xml:space="preserve">&lt;-</w:t>
+      </w:r>
+      <w:r>
+        <w:rPr>
+          <w:rStyle w:val="NormalTok"/>
+        </w:rPr>
+        <w:t xml:space="preserve"> </w:t>
+      </w:r>
+      <w:r>
+        <w:rPr>
+          <w:rStyle w:val="FunctionTok"/>
+        </w:rPr>
+        <w:t xml:space="preserve">detect</w:t>
+      </w:r>
+      <w:r>
+        <w:rPr>
+          <w:rStyle w:val="NormalTok"/>
+        </w:rPr>
+        <w:t xml:space="preserve">(model, dataset</w:t>
+      </w:r>
+      <w:r>
+        <w:rPr>
+          <w:rStyle w:val="SpecialCharTok"/>
+        </w:rPr>
+        <w:t xml:space="preserve">$</w:t>
+      </w:r>
+      <w:r>
+        <w:rPr>
+          <w:rStyle w:val="NormalTok"/>
+        </w:rPr>
+        <w:t xml:space="preserve">serie)</w:t>
+      </w:r>
+      <w:r>
+        <w:br/>
+      </w:r>
+      <w:r>
+        <w:rPr>
+          <w:rStyle w:val="FunctionTok"/>
+        </w:rPr>
+        <w:t xml:space="preserve">har_plot</w:t>
+      </w:r>
+      <w:r>
+        <w:rPr>
+          <w:rStyle w:val="NormalTok"/>
+        </w:rPr>
+        <w:t xml:space="preserve">(model, </w:t>
+      </w:r>
+      <w:r>
+        <w:rPr>
+          <w:rStyle w:val="FunctionTok"/>
+        </w:rPr>
+        <w:t xml:space="preserve">attr</w:t>
+      </w:r>
+      <w:r>
+        <w:rPr>
+          <w:rStyle w:val="NormalTok"/>
+        </w:rPr>
+        <w:t xml:space="preserve">(detection, </w:t>
+      </w:r>
+      <w:r>
+        <w:rPr>
+          <w:rStyle w:val="StringTok"/>
+        </w:rPr>
+        <w:t xml:space="preserve">"res"</w:t>
+      </w:r>
+      <w:r>
+        <w:rPr>
+          <w:rStyle w:val="NormalTok"/>
+        </w:rPr>
+        <w:t xml:space="preserve">), detection, dataset</w:t>
+      </w:r>
+      <w:r>
+        <w:rPr>
+          <w:rStyle w:val="SpecialCharTok"/>
+        </w:rPr>
+        <w:t xml:space="preserve">$</w:t>
+      </w:r>
+      <w:r>
+        <w:rPr>
+          <w:rStyle w:val="NormalTok"/>
+        </w:rPr>
+        <w:t xml:space="preserve">event, </w:t>
+      </w:r>
+      <w:r>
+        <w:rPr>
+          <w:rStyle w:val="AttributeTok"/>
+        </w:rPr>
+        <w:t xml:space="preserve">yline =</w:t>
+      </w:r>
+      <w:r>
+        <w:rPr>
+          <w:rStyle w:val="NormalTok"/>
+        </w:rPr>
+        <w:t xml:space="preserve"> </w:t>
+      </w:r>
+      <w:r>
+        <w:rPr>
+          <w:rStyle w:val="FunctionTok"/>
+        </w:rPr>
+        <w:t xml:space="preserve">attr</w:t>
+      </w:r>
+      <w:r>
+        <w:rPr>
+          <w:rStyle w:val="NormalTok"/>
+        </w:rPr>
+        <w:t xml:space="preserve">(detection, </w:t>
+      </w:r>
+      <w:r>
+        <w:rPr>
+          <w:rStyle w:val="StringTok"/>
+        </w:rPr>
+        <w:t xml:space="preserve">"threshold"</w:t>
+      </w:r>
+      <w:r>
+        <w:rPr>
+          <w:rStyle w:val="NormalTok"/>
+        </w:rPr>
+        <w:t xml:space="preserve">))</w:t>
+      </w:r>
+    </w:p>
+    <w:p>
+      <w:pPr>
+        <w:pStyle w:val="FirstParagraph"/>
+      </w:pPr>
+      <w:r>
+        <w:drawing>
+          <wp:inline>
+            <wp:extent cx="4620126" cy="3696101"/>
+            <wp:effectExtent b="0" l="0" r="0" t="0"/>
+            <wp:docPr descr="" title="" id="47" name="Picture"/>
+            <a:graphic>
+              <a:graphicData uri="http://schemas.openxmlformats.org/drawingml/2006/picture">
+                <pic:pic>
+                  <pic:nvPicPr>
+                    <pic:cNvPr descr="..\..\examples\general\doc\06-utilities-examples_filter_criteria_candidate_selection_files/8bef4bbe2f9b1912d233a02ad260fd117c6ac1d2.png" id="48" name="Picture"/>
+                    <pic:cNvPicPr>
+                      <a:picLocks noChangeArrowheads="1" noChangeAspect="1"/>
+                    </pic:cNvPicPr>
+                  </pic:nvPicPr>
+                  <pic:blipFill>
+                    <a:blip r:embed="rId46"/>
+                    <a:stretch>
+                      <a:fillRect/>
+                    </a:stretch>
+                  </pic:blipFill>
+                  <pic:spPr bwMode="auto">
+                    <a:xfrm>
+                      <a:off x="0" y="0"/>
+                      <a:ext cx="4620126" cy="3696101"/>
+                    </a:xfrm>
+                    <a:prstGeom prst="rect">
+                      <a:avLst/>
+                    </a:prstGeom>
+                    <a:noFill/>
+                    <a:ln w="9525">
+                      <a:noFill/>
+                      <a:headEnd/>
+                      <a:tailEnd/>
+                    </a:ln>
+                  </pic:spPr>
+                </pic:pic>
+              </a:graphicData>
+            </a:graphic>
+          </wp:inline>
+        </w:drawing>
+      </w:r>
+    </w:p>
+    <w:p>
+      <w:pPr>
+        <w:pStyle w:val="SourceCode"/>
+      </w:pPr>
+      <w:r>
+        <w:rPr>
+          <w:rStyle w:val="CommentTok"/>
+        </w:rPr>
+        <w:t xml:space="preserve"># Reference-distribution candidate selection.</w:t>
+      </w:r>
+      <w:r>
+        <w:br/>
+      </w:r>
+      <w:r>
+        <w:rPr>
+          <w:rStyle w:val="CommentTok"/>
+        </w:rPr>
+        <w:t xml:space="preserve"># Objective: re-evaluate each candidate in a contiguous run against the local</w:t>
+      </w:r>
+      <w:r>
+        <w:br/>
+      </w:r>
+      <w:r>
+        <w:rPr>
+          <w:rStyle w:val="CommentTok"/>
+        </w:rPr>
+        <w:t xml:space="preserve"># regime that existed before the run started.</w:t>
+      </w:r>
+      <w:r>
+        <w:br/>
+      </w:r>
+      <w:r>
+        <w:rPr>
+          <w:rStyle w:val="CommentTok"/>
+        </w:rPr>
+        <w:t xml:space="preserve"># Property: unlike firstgroup/highgroup, this rule does not force the block to</w:t>
+      </w:r>
+      <w:r>
+        <w:br/>
+      </w:r>
+      <w:r>
+        <w:rPr>
+          <w:rStyle w:val="CommentTok"/>
+        </w:rPr>
+        <w:t xml:space="preserve"># become a single point. If several adjacent candidates are all individually</w:t>
+      </w:r>
+      <w:r>
+        <w:br/>
+      </w:r>
+      <w:r>
+        <w:rPr>
+          <w:rStyle w:val="CommentTok"/>
+        </w:rPr>
+        <w:t xml:space="preserve"># incompatible with the previous 30 observations, the sequence is preserved</w:t>
+      </w:r>
+      <w:r>
+        <w:br/>
+      </w:r>
+      <w:r>
+        <w:rPr>
+          <w:rStyle w:val="CommentTok"/>
+        </w:rPr>
+        <w:t xml:space="preserve"># naturally in the final detection.</w:t>
+      </w:r>
+      <w:r>
+        <w:br/>
+      </w:r>
+      <w:r>
+        <w:rPr>
+          <w:rStyle w:val="NormalTok"/>
+        </w:rPr>
+        <w:t xml:space="preserve">model </w:t>
+      </w:r>
+      <w:r>
+        <w:rPr>
+          <w:rStyle w:val="OtherTok"/>
+        </w:rPr>
+        <w:t xml:space="preserve">&lt;-</w:t>
+      </w:r>
+      <w:r>
+        <w:rPr>
+          <w:rStyle w:val="NormalTok"/>
+        </w:rPr>
+        <w:t xml:space="preserve"> </w:t>
+      </w:r>
+      <w:r>
+        <w:rPr>
+          <w:rStyle w:val="FunctionTok"/>
+        </w:rPr>
+        <w:t xml:space="preserve">hanr_arima</w:t>
+      </w:r>
+      <w:r>
+        <w:rPr>
+          <w:rStyle w:val="NormalTok"/>
+        </w:rPr>
+        <w:t xml:space="preserve">()</w:t>
+      </w:r>
+      <w:r>
+        <w:br/>
+      </w:r>
+      <w:r>
+        <w:rPr>
+          <w:rStyle w:val="NormalTok"/>
+        </w:rPr>
+        <w:t xml:space="preserve">model</w:t>
+      </w:r>
+      <w:r>
+        <w:rPr>
+          <w:rStyle w:val="SpecialCharTok"/>
+        </w:rPr>
+        <w:t xml:space="preserve">$</w:t>
+      </w:r>
+      <w:r>
+        <w:rPr>
+          <w:rStyle w:val="NormalTok"/>
+        </w:rPr>
+        <w:t xml:space="preserve">har_distance </w:t>
+      </w:r>
+      <w:r>
+        <w:rPr>
+          <w:rStyle w:val="OtherTok"/>
+        </w:rPr>
+        <w:t xml:space="preserve">&lt;-</w:t>
+      </w:r>
+      <w:r>
+        <w:rPr>
+          <w:rStyle w:val="NormalTok"/>
+        </w:rPr>
+        <w:t xml:space="preserve"> hutils</w:t>
+      </w:r>
+      <w:r>
+        <w:rPr>
+          <w:rStyle w:val="SpecialCharTok"/>
+        </w:rPr>
+        <w:t xml:space="preserve">$</w:t>
+      </w:r>
+      <w:r>
+        <w:rPr>
+          <w:rStyle w:val="NormalTok"/>
+        </w:rPr>
+        <w:t xml:space="preserve">har_deviation_l1</w:t>
+      </w:r>
+      <w:r>
+        <w:br/>
+      </w:r>
+      <w:r>
+        <w:rPr>
+          <w:rStyle w:val="NormalTok"/>
+        </w:rPr>
+        <w:t xml:space="preserve">model</w:t>
+      </w:r>
+      <w:r>
+        <w:rPr>
+          <w:rStyle w:val="SpecialCharTok"/>
+        </w:rPr>
+        <w:t xml:space="preserve">$</w:t>
+      </w:r>
+      <w:r>
+        <w:rPr>
+          <w:rStyle w:val="NormalTok"/>
+        </w:rPr>
+        <w:t xml:space="preserve">har_outliers </w:t>
+      </w:r>
+      <w:r>
+        <w:rPr>
+          <w:rStyle w:val="OtherTok"/>
+        </w:rPr>
+        <w:t xml:space="preserve">&lt;-</w:t>
+      </w:r>
+      <w:r>
+        <w:rPr>
+          <w:rStyle w:val="NormalTok"/>
+        </w:rPr>
+        <w:t xml:space="preserve"> hutils</w:t>
+      </w:r>
+      <w:r>
+        <w:rPr>
+          <w:rStyle w:val="SpecialCharTok"/>
+        </w:rPr>
+        <w:t xml:space="preserve">$</w:t>
+      </w:r>
+      <w:r>
+        <w:rPr>
+          <w:rStyle w:val="NormalTok"/>
+        </w:rPr>
+        <w:t xml:space="preserve">har_filter_boxplot</w:t>
+      </w:r>
+      <w:r>
+        <w:br/>
+      </w:r>
+      <w:r>
+        <w:rPr>
+          <w:rStyle w:val="NormalTok"/>
+        </w:rPr>
+        <w:t xml:space="preserve">model</w:t>
+      </w:r>
+      <w:r>
+        <w:rPr>
+          <w:rStyle w:val="SpecialCharTok"/>
+        </w:rPr>
+        <w:t xml:space="preserve">$</w:t>
+      </w:r>
+      <w:r>
+        <w:rPr>
+          <w:rStyle w:val="NormalTok"/>
+        </w:rPr>
+        <w:t xml:space="preserve">har_outliers_check </w:t>
+      </w:r>
+      <w:r>
+        <w:rPr>
+          <w:rStyle w:val="OtherTok"/>
+        </w:rPr>
+        <w:t xml:space="preserve">&lt;-</w:t>
+      </w:r>
+      <w:r>
+        <w:rPr>
+          <w:rStyle w:val="NormalTok"/>
+        </w:rPr>
+        <w:t xml:space="preserve"> hutils</w:t>
+      </w:r>
+      <w:r>
+        <w:rPr>
+          <w:rStyle w:val="SpecialCharTok"/>
+        </w:rPr>
+        <w:t xml:space="preserve">$</w:t>
+      </w:r>
+      <w:r>
+        <w:rPr>
+          <w:rStyle w:val="NormalTok"/>
+        </w:rPr>
+        <w:t xml:space="preserve">har_candidate_selection_referencedistribution</w:t>
+      </w:r>
+      <w:r>
+        <w:br/>
+      </w:r>
+      <w:r>
+        <w:rPr>
+          <w:rStyle w:val="NormalTok"/>
+        </w:rPr>
+        <w:t xml:space="preserve">model </w:t>
+      </w:r>
+      <w:r>
+        <w:rPr>
+          <w:rStyle w:val="OtherTok"/>
+        </w:rPr>
+        <w:t xml:space="preserve">&lt;-</w:t>
+      </w:r>
+      <w:r>
+        <w:rPr>
+          <w:rStyle w:val="NormalTok"/>
+        </w:rPr>
+        <w:t xml:space="preserve"> </w:t>
+      </w:r>
+      <w:r>
+        <w:rPr>
+          <w:rStyle w:val="FunctionTok"/>
+        </w:rPr>
+        <w:t xml:space="preserve">fit</w:t>
+      </w:r>
+      <w:r>
+        <w:rPr>
+          <w:rStyle w:val="NormalTok"/>
+        </w:rPr>
+        <w:t xml:space="preserve">(model, dataset</w:t>
+      </w:r>
+      <w:r>
+        <w:rPr>
+          <w:rStyle w:val="SpecialCharTok"/>
+        </w:rPr>
+        <w:t xml:space="preserve">$</w:t>
+      </w:r>
+      <w:r>
+        <w:rPr>
+          <w:rStyle w:val="NormalTok"/>
+        </w:rPr>
+        <w:t xml:space="preserve">serie)</w:t>
+      </w:r>
+      <w:r>
+        <w:br/>
+      </w:r>
+      <w:r>
+        <w:rPr>
+          <w:rStyle w:val="NormalTok"/>
+        </w:rPr>
+        <w:t xml:space="preserve">detection </w:t>
+      </w:r>
+      <w:r>
+        <w:rPr>
+          <w:rStyle w:val="OtherTok"/>
+        </w:rPr>
+        <w:t xml:space="preserve">&lt;-</w:t>
+      </w:r>
+      <w:r>
+        <w:rPr>
+          <w:rStyle w:val="NormalTok"/>
+        </w:rPr>
+        <w:t xml:space="preserve"> </w:t>
+      </w:r>
+      <w:r>
+        <w:rPr>
+          <w:rStyle w:val="FunctionTok"/>
+        </w:rPr>
+        <w:t xml:space="preserve">detect</w:t>
+      </w:r>
+      <w:r>
+        <w:rPr>
+          <w:rStyle w:val="NormalTok"/>
+        </w:rPr>
+        <w:t xml:space="preserve">(model, dataset</w:t>
+      </w:r>
+      <w:r>
+        <w:rPr>
+          <w:rStyle w:val="SpecialCharTok"/>
+        </w:rPr>
+        <w:t xml:space="preserve">$</w:t>
+      </w:r>
+      <w:r>
+        <w:rPr>
+          <w:rStyle w:val="NormalTok"/>
+        </w:rPr>
+        <w:t xml:space="preserve">serie)</w:t>
+      </w:r>
+      <w:r>
+        <w:br/>
+      </w:r>
+      <w:r>
+        <w:rPr>
+          <w:rStyle w:val="FunctionTok"/>
+        </w:rPr>
+        <w:t xml:space="preserve">har_plot</w:t>
+      </w:r>
+      <w:r>
+        <w:rPr>
+          <w:rStyle w:val="NormalTok"/>
+        </w:rPr>
+        <w:t xml:space="preserve">(model, </w:t>
+      </w:r>
+      <w:r>
+        <w:rPr>
+          <w:rStyle w:val="FunctionTok"/>
+        </w:rPr>
+        <w:t xml:space="preserve">attr</w:t>
+      </w:r>
+      <w:r>
+        <w:rPr>
+          <w:rStyle w:val="NormalTok"/>
+        </w:rPr>
+        <w:t xml:space="preserve">(detection, </w:t>
+      </w:r>
+      <w:r>
+        <w:rPr>
+          <w:rStyle w:val="StringTok"/>
+        </w:rPr>
+        <w:t xml:space="preserve">"res"</w:t>
+      </w:r>
+      <w:r>
+        <w:rPr>
+          <w:rStyle w:val="NormalTok"/>
+        </w:rPr>
+        <w:t xml:space="preserve">), detection, dataset</w:t>
+      </w:r>
+      <w:r>
+        <w:rPr>
+          <w:rStyle w:val="SpecialCharTok"/>
+        </w:rPr>
+        <w:t xml:space="preserve">$</w:t>
+      </w:r>
+      <w:r>
+        <w:rPr>
+          <w:rStyle w:val="NormalTok"/>
+        </w:rPr>
+        <w:t xml:space="preserve">event, </w:t>
+      </w:r>
+      <w:r>
+        <w:rPr>
+          <w:rStyle w:val="AttributeTok"/>
+        </w:rPr>
+        <w:t xml:space="preserve">yline =</w:t>
+      </w:r>
+      <w:r>
+        <w:rPr>
+          <w:rStyle w:val="NormalTok"/>
+        </w:rPr>
+        <w:t xml:space="preserve"> </w:t>
+      </w:r>
+      <w:r>
+        <w:rPr>
+          <w:rStyle w:val="FunctionTok"/>
+        </w:rPr>
+        <w:t xml:space="preserve">attr</w:t>
+      </w:r>
+      <w:r>
+        <w:rPr>
+          <w:rStyle w:val="NormalTok"/>
+        </w:rPr>
+        <w:t xml:space="preserve">(detection, </w:t>
+      </w:r>
+      <w:r>
+        <w:rPr>
+          <w:rStyle w:val="StringTok"/>
+        </w:rPr>
+        <w:t xml:space="preserve">"threshold"</w:t>
+      </w:r>
+      <w:r>
+        <w:rPr>
+          <w:rStyle w:val="NormalTok"/>
+        </w:rPr>
+        <w:t xml:space="preserve">))</w:t>
+      </w:r>
+    </w:p>
+    <w:p>
+      <w:pPr>
+        <w:pStyle w:val="FirstParagraph"/>
+      </w:pPr>
+      <w:r>
+        <w:drawing>
+          <wp:inline>
+            <wp:extent cx="4620126" cy="3696101"/>
+            <wp:effectExtent b="0" l="0" r="0" t="0"/>
+            <wp:docPr descr="" title="" id="50" name="Picture"/>
+            <a:graphic>
+              <a:graphicData uri="http://schemas.openxmlformats.org/drawingml/2006/picture">
+                <pic:pic>
+                  <pic:nvPicPr>
+                    <pic:cNvPr descr="..\..\examples\general\doc\06-utilities-examples_filter_criteria_candidate_selection_files/12e73ef06355379ac923038c3a79075931db163b.png" id="51" name="Picture"/>
+                    <pic:cNvPicPr>
+                      <a:picLocks noChangeArrowheads="1" noChangeAspect="1"/>
+                    </pic:cNvPicPr>
+                  </pic:nvPicPr>
+                  <pic:blipFill>
+                    <a:blip r:embed="rId49"/>
+                    <a:stretch>
+                      <a:fillRect/>
+                    </a:stretch>
+                  </pic:blipFill>
+                  <pic:spPr bwMode="auto">
+                    <a:xfrm>
+                      <a:off x="0" y="0"/>
+                      <a:ext cx="4620126" cy="3696101"/>
+                    </a:xfrm>
+                    <a:prstGeom prst="rect">
+                      <a:avLst/>
+                    </a:prstGeom>
+                    <a:noFill/>
+                    <a:ln w="9525">
+                      <a:noFill/>
+                      <a:headEnd/>
+                      <a:tailEnd/>
+                    </a:ln>
+                  </pic:spPr>
+                </pic:pic>
+              </a:graphicData>
+            </a:graphic>
+          </wp:inline>
+        </w:drawing>
+      </w:r>
+    </w:p>
+    <w:bookmarkEnd w:id="52"/>
+    <w:bookmarkEnd w:id="53"/>
+    <w:bookmarkStart w:id="54" w:name="references"/>
     <w:p>
       <w:pPr>
         <w:pStyle w:val="Heading2"/>
@@ -4522,7 +5195,31 @@
         <w:t xml:space="preserve">Grubbs, F. E. (1969). Procedures for Detecting Outlying Observations in Samples. Technometrics, 11(1), 1-21.</w:t>
       </w:r>
     </w:p>
-    <w:bookmarkEnd w:id="46"/>
+    <w:p>
+      <w:pPr>
+        <w:pStyle w:val="Compact"/>
+        <w:numPr>
+          <w:ilvl w:val="0"/>
+          <w:numId w:val="1003"/>
+        </w:numPr>
+      </w:pPr>
+      <w:r>
+        <w:t xml:space="preserve">Huber, P. J. (1964). Robust Estimation of a Location Parameter. Annals of Mathematical Statistics, 35(1), 73-101.</w:t>
+      </w:r>
+    </w:p>
+    <w:p>
+      <w:pPr>
+        <w:pStyle w:val="Compact"/>
+        <w:numPr>
+          <w:ilvl w:val="0"/>
+          <w:numId w:val="1003"/>
+        </w:numPr>
+      </w:pPr>
+      <w:r>
+        <w:t xml:space="preserve">Hampel, F. R., Ronchetti, E. M., Rousseeuw, P. J., &amp; Stahel, W. A. (1986). Robust Statistics: The Approach Based on Influence Functions. Wiley.</w:t>
+      </w:r>
+    </w:p>
+    <w:bookmarkEnd w:id="54"/>
     <w:sectPr>
       <w:footnotePr>
         <w:numRestart w:val="eachSect"/>

--- a/examples/general/doc/06-utilities-examples_filter_criteria_candidate_selection.docx
+++ b/examples/general/doc/06-utilities-examples_filter_criteria_candidate_selection.docx
@@ -233,71 +233,9 @@
         </w:rPr>
         <w:t xml:space="preserve">(daltoolbox)</w:t>
       </w:r>
-    </w:p>
-    <w:p>
-      <w:pPr>
-        <w:pStyle w:val="SourceCode"/>
-      </w:pPr>
-      <w:r>
-        <w:rPr>
-          <w:rStyle w:val="VerbatimChar"/>
-        </w:rPr>
-        <w:t xml:space="preserve">## Warning: package 'daltoolbox' was built under R version 4.5.3</w:t>
-      </w:r>
-    </w:p>
-    <w:p>
-      <w:pPr>
-        <w:pStyle w:val="SourceCode"/>
-      </w:pPr>
-      <w:r>
-        <w:rPr>
-          <w:rStyle w:val="VerbatimChar"/>
-        </w:rPr>
-        <w:t xml:space="preserve">## </w:t>
-      </w:r>
-      <w:r>
-        <w:br/>
-      </w:r>
-      <w:r>
-        <w:rPr>
-          <w:rStyle w:val="VerbatimChar"/>
-        </w:rPr>
-        <w:t xml:space="preserve">## Attaching package: 'daltoolbox'</w:t>
-      </w:r>
-    </w:p>
-    <w:p>
-      <w:pPr>
-        <w:pStyle w:val="SourceCode"/>
-      </w:pPr>
-      <w:r>
-        <w:rPr>
-          <w:rStyle w:val="VerbatimChar"/>
-        </w:rPr>
-        <w:t xml:space="preserve">## The following object is masked from 'package:base':</w:t>
-      </w:r>
-      <w:r>
-        <w:br/>
-      </w:r>
-      <w:r>
-        <w:rPr>
-          <w:rStyle w:val="VerbatimChar"/>
-        </w:rPr>
-        <w:t xml:space="preserve">## </w:t>
-      </w:r>
-      <w:r>
-        <w:br/>
-      </w:r>
-      <w:r>
-        <w:rPr>
-          <w:rStyle w:val="VerbatimChar"/>
-        </w:rPr>
-        <w:t xml:space="preserve">##     transform</w:t>
-      </w:r>
-    </w:p>
-    <w:p>
-      <w:pPr>
-        <w:pStyle w:val="SourceCode"/>
-      </w:pPr>
+      <w:r>
+        <w:br/>
+      </w:r>
       <w:r>
         <w:rPr>
           <w:rStyle w:val="FunctionTok"/>
@@ -485,7 +423,7 @@
               <a:graphicData uri="http://schemas.openxmlformats.org/drawingml/2006/picture">
                 <pic:pic>
                   <pic:nvPicPr>
-                    <pic:cNvPr descr="..\..\examples\general\doc\06-utilities-examples_filter_criteria_candidate_selection_files/e75479f029ff0d53bb53eceb3546deeae29f0e97.png" id="14" name="Picture"/>
+                    <pic:cNvPr descr="/home/gpca/harbinger/examples/general/doc/06-utilities-examples_filter_criteria_candidate_selection_files/46fd22c5619288bab818a9b18590cffbd2d68ef6.png" id="14" name="Picture"/>
                     <pic:cNvPicPr>
                       <a:picLocks noChangeArrowheads="1" noChangeAspect="1"/>
                     </pic:cNvPicPr>
@@ -803,80 +741,6 @@
     </w:p>
     <w:p>
       <w:pPr>
-        <w:pStyle w:val="SourceCode"/>
-      </w:pPr>
-      <w:r>
-        <w:rPr>
-          <w:rStyle w:val="VerbatimChar"/>
-        </w:rPr>
-        <w:t xml:space="preserve">## Warning: Using `size` aesthetic for lines was deprecated in ggplot2 3.4.0.</w:t>
-      </w:r>
-      <w:r>
-        <w:br/>
-      </w:r>
-      <w:r>
-        <w:rPr>
-          <w:rStyle w:val="VerbatimChar"/>
-        </w:rPr>
-        <w:t xml:space="preserve">## ℹ Please use `linewidth` instead.</w:t>
-      </w:r>
-      <w:r>
-        <w:br/>
-      </w:r>
-      <w:r>
-        <w:rPr>
-          <w:rStyle w:val="VerbatimChar"/>
-        </w:rPr>
-        <w:t xml:space="preserve">## ℹ The deprecated feature was likely used in the harbinger package.</w:t>
-      </w:r>
-      <w:r>
-        <w:br/>
-      </w:r>
-      <w:r>
-        <w:rPr>
-          <w:rStyle w:val="VerbatimChar"/>
-        </w:rPr>
-        <w:t xml:space="preserve">##   Please report the issue at</w:t>
-      </w:r>
-      <w:r>
-        <w:br/>
-      </w:r>
-      <w:r>
-        <w:rPr>
-          <w:rStyle w:val="VerbatimChar"/>
-        </w:rPr>
-        <w:t xml:space="preserve">##   &lt;https://github.com/cefet-rj-dal/harbinger/issues&gt;.</w:t>
-      </w:r>
-      <w:r>
-        <w:br/>
-      </w:r>
-      <w:r>
-        <w:rPr>
-          <w:rStyle w:val="VerbatimChar"/>
-        </w:rPr>
-        <w:t xml:space="preserve">## This warning is displayed once per session.</w:t>
-      </w:r>
-      <w:r>
-        <w:br/>
-      </w:r>
-      <w:r>
-        <w:rPr>
-          <w:rStyle w:val="VerbatimChar"/>
-        </w:rPr>
-        <w:t xml:space="preserve">## Call `lifecycle::last_lifecycle_warnings()` to see where this warning was</w:t>
-      </w:r>
-      <w:r>
-        <w:br/>
-      </w:r>
-      <w:r>
-        <w:rPr>
-          <w:rStyle w:val="VerbatimChar"/>
-        </w:rPr>
-        <w:t xml:space="preserve">## generated.</w:t>
-      </w:r>
-    </w:p>
-    <w:p>
-      <w:pPr>
         <w:pStyle w:val="FirstParagraph"/>
       </w:pPr>
       <w:r>
@@ -889,7 +753,7 @@
               <a:graphicData uri="http://schemas.openxmlformats.org/drawingml/2006/picture">
                 <pic:pic>
                   <pic:nvPicPr>
-                    <pic:cNvPr descr="..\..\examples\general\doc\06-utilities-examples_filter_criteria_candidate_selection_files/cfbb20639568cbe6853281cb6c519a76b83d657d.png" id="18" name="Picture"/>
+                    <pic:cNvPr descr="/home/gpca/harbinger/examples/general/doc/06-utilities-examples_filter_criteria_candidate_selection_files/ee36ed231aaeb9b6fd13599fa38ef422cf0b6eee.png" id="18" name="Picture"/>
                     <pic:cNvPicPr>
                       <a:picLocks noChangeArrowheads="1" noChangeAspect="1"/>
                     </pic:cNvPicPr>
@@ -1238,7 +1102,7 @@
               <a:graphicData uri="http://schemas.openxmlformats.org/drawingml/2006/picture">
                 <pic:pic>
                   <pic:nvPicPr>
-                    <pic:cNvPr descr="..\..\examples\general\doc\06-utilities-examples_filter_criteria_candidate_selection_files/f9aa74bf17588e789d6ad80a4fb6c30ecf5ecd42.png" id="21" name="Picture"/>
+                    <pic:cNvPr descr="/home/gpca/harbinger/examples/general/doc/06-utilities-examples_filter_criteria_candidate_selection_files/12b0e70f37ccb0a5f7fbebd8e984d19d3bd13260.png" id="21" name="Picture"/>
                     <pic:cNvPicPr>
                       <a:picLocks noChangeArrowheads="1" noChangeAspect="1"/>
                     </pic:cNvPicPr>
@@ -1596,7 +1460,7 @@
               <a:graphicData uri="http://schemas.openxmlformats.org/drawingml/2006/picture">
                 <pic:pic>
                   <pic:nvPicPr>
-                    <pic:cNvPr descr="..\..\examples\general\doc\06-utilities-examples_filter_criteria_candidate_selection_files/0543d595a174570bc6478c722c42c04f9ca40366.png" id="24" name="Picture"/>
+                    <pic:cNvPr descr="/home/gpca/harbinger/examples/general/doc/06-utilities-examples_filter_criteria_candidate_selection_files/13db613a5285bce7c66a885dabec0106380803a1.png" id="24" name="Picture"/>
                     <pic:cNvPicPr>
                       <a:picLocks noChangeArrowheads="1" noChangeAspect="1"/>
                     </pic:cNvPicPr>
@@ -1945,7 +1809,7 @@
               <a:graphicData uri="http://schemas.openxmlformats.org/drawingml/2006/picture">
                 <pic:pic>
                   <pic:nvPicPr>
-                    <pic:cNvPr descr="..\..\examples\general\doc\06-utilities-examples_filter_criteria_candidate_selection_files/540b4cd0d9999a7704b796c816fad94d297f6a30.png" id="27" name="Picture"/>
+                    <pic:cNvPr descr="/home/gpca/harbinger/examples/general/doc/06-utilities-examples_filter_criteria_candidate_selection_files/b58e14706f6fb3d52821284027a755ed0a1781fb.png" id="27" name="Picture"/>
                     <pic:cNvPicPr>
                       <a:picLocks noChangeArrowheads="1" noChangeAspect="1"/>
                     </pic:cNvPicPr>
@@ -2357,7 +2221,7 @@
               <a:graphicData uri="http://schemas.openxmlformats.org/drawingml/2006/picture">
                 <pic:pic>
                   <pic:nvPicPr>
-                    <pic:cNvPr descr="..\..\examples\general\doc\06-utilities-examples_filter_criteria_candidate_selection_files/39ce80a905f7599db1201c21508a02422a5bde84.png" id="30" name="Picture"/>
+                    <pic:cNvPr descr="/home/gpca/harbinger/examples/general/doc/06-utilities-examples_filter_criteria_candidate_selection_files/b58655079d1055bf30c5388e7cadf7bf6c25da41.png" id="30" name="Picture"/>
                     <pic:cNvPicPr>
                       <a:picLocks noChangeArrowheads="1" noChangeAspect="1"/>
                     </pic:cNvPicPr>
@@ -2697,7 +2561,7 @@
               <a:graphicData uri="http://schemas.openxmlformats.org/drawingml/2006/picture">
                 <pic:pic>
                   <pic:nvPicPr>
-                    <pic:cNvPr descr="..\..\examples\general\doc\06-utilities-examples_filter_criteria_candidate_selection_files/4dbf60190dfe73090bdd539781464e70d56192d1.png" id="33" name="Picture"/>
+                    <pic:cNvPr descr="/home/gpca/harbinger/examples/general/doc/06-utilities-examples_filter_criteria_candidate_selection_files/863a6fba98677991383df5305501b7bf0c36d0f5.png" id="33" name="Picture"/>
                     <pic:cNvPicPr>
                       <a:picLocks noChangeArrowheads="1" noChangeAspect="1"/>
                     </pic:cNvPicPr>
@@ -3046,7 +2910,7 @@
               <a:graphicData uri="http://schemas.openxmlformats.org/drawingml/2006/picture">
                 <pic:pic>
                   <pic:nvPicPr>
-                    <pic:cNvPr descr="..\..\examples\general\doc\06-utilities-examples_filter_criteria_candidate_selection_files/316f4974049d2554f91ba0af54536eb7e4e9886d.png" id="36" name="Picture"/>
+                    <pic:cNvPr descr="/home/gpca/harbinger/examples/general/doc/06-utilities-examples_filter_criteria_candidate_selection_files/04d18840f9edad3435399100f05c62a7d1e43d76.png" id="36" name="Picture"/>
                     <pic:cNvPicPr>
                       <a:picLocks noChangeArrowheads="1" noChangeAspect="1"/>
                     </pic:cNvPicPr>
@@ -3431,7 +3295,7 @@
               <a:graphicData uri="http://schemas.openxmlformats.org/drawingml/2006/picture">
                 <pic:pic>
                   <pic:nvPicPr>
-                    <pic:cNvPr descr="..\..\examples\general\doc\06-utilities-examples_filter_criteria_candidate_selection_files/d1e59eed7763ad4d43b48256786b2edf1d15968e.png" id="39" name="Picture"/>
+                    <pic:cNvPr descr="/home/gpca/harbinger/examples/general/doc/06-utilities-examples_filter_criteria_candidate_selection_files/4a8862ddf7bda6ff27e6a65fd2b04ec7d2233ef0.png" id="39" name="Picture"/>
                     <pic:cNvPicPr>
                       <a:picLocks noChangeArrowheads="1" noChangeAspect="1"/>
                     </pic:cNvPicPr>
@@ -3825,7 +3689,7 @@
               <a:graphicData uri="http://schemas.openxmlformats.org/drawingml/2006/picture">
                 <pic:pic>
                   <pic:nvPicPr>
-                    <pic:cNvPr descr="..\..\examples\general\doc\06-utilities-examples_filter_criteria_candidate_selection_files/a7cf8d9b8454f5b0566f6d97d6f6746cc9a80773.png" id="42" name="Picture"/>
+                    <pic:cNvPr descr="/home/gpca/harbinger/examples/general/doc/06-utilities-examples_filter_criteria_candidate_selection_files/83f6c44fb40f0e8ac02d2a8315b5e616db140d83.png" id="42" name="Picture"/>
                     <pic:cNvPicPr>
                       <a:picLocks noChangeArrowheads="1" noChangeAspect="1"/>
                     </pic:cNvPicPr>
@@ -4219,7 +4083,7 @@
               <a:graphicData uri="http://schemas.openxmlformats.org/drawingml/2006/picture">
                 <pic:pic>
                   <pic:nvPicPr>
-                    <pic:cNvPr descr="..\..\examples\general\doc\06-utilities-examples_filter_criteria_candidate_selection_files/2dac94a73fdf9ff53987a4a7474afb6aa92dad01.png" id="45" name="Picture"/>
+                    <pic:cNvPr descr="/home/gpca/harbinger/examples/general/doc/06-utilities-examples_filter_criteria_candidate_selection_files/2a917945bfe6e0e9c0d62008b41aa015cafe5b4f.png" id="45" name="Picture"/>
                     <pic:cNvPicPr>
                       <a:picLocks noChangeArrowheads="1" noChangeAspect="1"/>
                     </pic:cNvPicPr>
@@ -4658,7 +4522,7 @@
               <a:graphicData uri="http://schemas.openxmlformats.org/drawingml/2006/picture">
                 <pic:pic>
                   <pic:nvPicPr>
-                    <pic:cNvPr descr="..\..\examples\general\doc\06-utilities-examples_filter_criteria_candidate_selection_files/8bef4bbe2f9b1912d233a02ad260fd117c6ac1d2.png" id="48" name="Picture"/>
+                    <pic:cNvPr descr="/home/gpca/harbinger/examples/general/doc/06-utilities-examples_filter_criteria_candidate_selection_files/d8ab73712bb8d71dfc3fdb52d44811b16245fd2c.png" id="48" name="Picture"/>
                     <pic:cNvPicPr>
                       <a:picLocks noChangeArrowheads="1" noChangeAspect="1"/>
                     </pic:cNvPicPr>
@@ -5115,7 +4979,7 @@
               <a:graphicData uri="http://schemas.openxmlformats.org/drawingml/2006/picture">
                 <pic:pic>
                   <pic:nvPicPr>
-                    <pic:cNvPr descr="..\..\examples\general\doc\06-utilities-examples_filter_criteria_candidate_selection_files/12e73ef06355379ac923038c3a79075931db163b.png" id="51" name="Picture"/>
+                    <pic:cNvPr descr="/home/gpca/harbinger/examples/general/doc/06-utilities-examples_filter_criteria_candidate_selection_files/75ff22d7df7833bf02da5884c109c79e3fac2d9b.png" id="51" name="Picture"/>
                     <pic:cNvPicPr>
                       <a:picLocks noChangeArrowheads="1" noChangeAspect="1"/>
                     </pic:cNvPicPr>

--- a/examples/general/doc/06-utilities-examples_filter_criteria_candidate_selection.docx
+++ b/examples/general/doc/06-utilities-examples_filter_criteria_candidate_selection.docx
@@ -192,6 +192,45 @@
       <w:pPr>
         <w:pStyle w:val="SourceCode"/>
       </w:pPr>
+      <w:r>
+        <w:rPr>
+          <w:rStyle w:val="FunctionTok"/>
+        </w:rPr>
+        <w:t xml:space="preserve">source</w:t>
+      </w:r>
+      <w:r>
+        <w:rPr>
+          <w:rStyle w:val="NormalTok"/>
+        </w:rPr>
+        <w:t xml:space="preserve">(</w:t>
+      </w:r>
+      <w:r>
+        <w:rPr>
+          <w:rStyle w:val="FunctionTok"/>
+        </w:rPr>
+        <w:t xml:space="preserve">url</w:t>
+      </w:r>
+      <w:r>
+        <w:rPr>
+          <w:rStyle w:val="NormalTok"/>
+        </w:rPr>
+        <w:t xml:space="preserve">(</w:t>
+      </w:r>
+      <w:r>
+        <w:rPr>
+          <w:rStyle w:val="StringTok"/>
+        </w:rPr>
+        <w:t xml:space="preserve">"https://raw.githubusercontent.com/cefet-rj-dal/harbinger/master/examples/seed.R"</w:t>
+      </w:r>
+      <w:r>
+        <w:rPr>
+          <w:rStyle w:val="NormalTok"/>
+        </w:rPr>
+        <w:t xml:space="preserve">))</w:t>
+      </w:r>
+      <w:r>
+        <w:br/>
+      </w:r>
       <w:r>
         <w:rPr>
           <w:rStyle w:val="CommentTok"/>
@@ -566,6 +605,21 @@
       </w:r>
       <w:r>
         <w:rPr>
+          <w:rStyle w:val="FunctionTok"/>
+        </w:rPr>
+        <w:t xml:space="preserve">set_example_seed</w:t>
+      </w:r>
+      <w:r>
+        <w:rPr>
+          <w:rStyle w:val="NormalTok"/>
+        </w:rPr>
+        <w:t xml:space="preserve">()</w:t>
+      </w:r>
+      <w:r>
+        <w:br/>
+      </w:r>
+      <w:r>
+        <w:rPr>
           <w:rStyle w:val="NormalTok"/>
         </w:rPr>
         <w:t xml:space="preserve">model </w:t>
@@ -915,6 +969,21 @@
       </w:r>
       <w:r>
         <w:rPr>
+          <w:rStyle w:val="FunctionTok"/>
+        </w:rPr>
+        <w:t xml:space="preserve">set_example_seed</w:t>
+      </w:r>
+      <w:r>
+        <w:rPr>
+          <w:rStyle w:val="NormalTok"/>
+        </w:rPr>
+        <w:t xml:space="preserve">()</w:t>
+      </w:r>
+      <w:r>
+        <w:br/>
+      </w:r>
+      <w:r>
+        <w:rPr>
           <w:rStyle w:val="NormalTok"/>
         </w:rPr>
         <w:t xml:space="preserve">model </w:t>
@@ -1273,6 +1342,21 @@
       </w:r>
       <w:r>
         <w:rPr>
+          <w:rStyle w:val="FunctionTok"/>
+        </w:rPr>
+        <w:t xml:space="preserve">set_example_seed</w:t>
+      </w:r>
+      <w:r>
+        <w:rPr>
+          <w:rStyle w:val="NormalTok"/>
+        </w:rPr>
+        <w:t xml:space="preserve">()</w:t>
+      </w:r>
+      <w:r>
+        <w:br/>
+      </w:r>
+      <w:r>
+        <w:rPr>
           <w:rStyle w:val="NormalTok"/>
         </w:rPr>
         <w:t xml:space="preserve">model </w:t>
@@ -1622,6 +1706,21 @@
       </w:r>
       <w:r>
         <w:rPr>
+          <w:rStyle w:val="FunctionTok"/>
+        </w:rPr>
+        <w:t xml:space="preserve">set_example_seed</w:t>
+      </w:r>
+      <w:r>
+        <w:rPr>
+          <w:rStyle w:val="NormalTok"/>
+        </w:rPr>
+        <w:t xml:space="preserve">()</w:t>
+      </w:r>
+      <w:r>
+        <w:br/>
+      </w:r>
+      <w:r>
+        <w:rPr>
           <w:rStyle w:val="NormalTok"/>
         </w:rPr>
         <w:t xml:space="preserve">model </w:t>
@@ -1980,6 +2079,21 @@
       </w:r>
       <w:r>
         <w:rPr>
+          <w:rStyle w:val="FunctionTok"/>
+        </w:rPr>
+        <w:t xml:space="preserve">set_example_seed</w:t>
+      </w:r>
+      <w:r>
+        <w:rPr>
+          <w:rStyle w:val="NormalTok"/>
+        </w:rPr>
+        <w:t xml:space="preserve">()</w:t>
+      </w:r>
+      <w:r>
+        <w:br/>
+      </w:r>
+      <w:r>
+        <w:rPr>
           <w:rStyle w:val="NormalTok"/>
         </w:rPr>
         <w:t xml:space="preserve">model </w:t>
@@ -2374,6 +2488,21 @@
       </w:r>
       <w:r>
         <w:rPr>
+          <w:rStyle w:val="FunctionTok"/>
+        </w:rPr>
+        <w:t xml:space="preserve">set_example_seed</w:t>
+      </w:r>
+      <w:r>
+        <w:rPr>
+          <w:rStyle w:val="NormalTok"/>
+        </w:rPr>
+        <w:t xml:space="preserve">()</w:t>
+      </w:r>
+      <w:r>
+        <w:br/>
+      </w:r>
+      <w:r>
+        <w:rPr>
           <w:rStyle w:val="NormalTok"/>
         </w:rPr>
         <w:t xml:space="preserve">model </w:t>
@@ -2723,6 +2852,21 @@
       </w:r>
       <w:r>
         <w:rPr>
+          <w:rStyle w:val="FunctionTok"/>
+        </w:rPr>
+        <w:t xml:space="preserve">set_example_seed</w:t>
+      </w:r>
+      <w:r>
+        <w:rPr>
+          <w:rStyle w:val="NormalTok"/>
+        </w:rPr>
+        <w:t xml:space="preserve">()</w:t>
+      </w:r>
+      <w:r>
+        <w:br/>
+      </w:r>
+      <w:r>
+        <w:rPr>
           <w:rStyle w:val="NormalTok"/>
         </w:rPr>
         <w:t xml:space="preserve">model </w:t>
@@ -3108,6 +3252,21 @@
       </w:r>
       <w:r>
         <w:rPr>
+          <w:rStyle w:val="FunctionTok"/>
+        </w:rPr>
+        <w:t xml:space="preserve">set_example_seed</w:t>
+      </w:r>
+      <w:r>
+        <w:rPr>
+          <w:rStyle w:val="NormalTok"/>
+        </w:rPr>
+        <w:t xml:space="preserve">()</w:t>
+      </w:r>
+      <w:r>
+        <w:br/>
+      </w:r>
+      <w:r>
+        <w:rPr>
           <w:rStyle w:val="NormalTok"/>
         </w:rPr>
         <w:t xml:space="preserve">model </w:t>
@@ -3502,6 +3661,21 @@
       </w:r>
       <w:r>
         <w:rPr>
+          <w:rStyle w:val="FunctionTok"/>
+        </w:rPr>
+        <w:t xml:space="preserve">set_example_seed</w:t>
+      </w:r>
+      <w:r>
+        <w:rPr>
+          <w:rStyle w:val="NormalTok"/>
+        </w:rPr>
+        <w:t xml:space="preserve">()</w:t>
+      </w:r>
+      <w:r>
+        <w:br/>
+      </w:r>
+      <w:r>
+        <w:rPr>
           <w:rStyle w:val="NormalTok"/>
         </w:rPr>
         <w:t xml:space="preserve">model </w:t>
@@ -3896,6 +4070,21 @@
       </w:r>
       <w:r>
         <w:rPr>
+          <w:rStyle w:val="FunctionTok"/>
+        </w:rPr>
+        <w:t xml:space="preserve">set_example_seed</w:t>
+      </w:r>
+      <w:r>
+        <w:rPr>
+          <w:rStyle w:val="NormalTok"/>
+        </w:rPr>
+        <w:t xml:space="preserve">()</w:t>
+      </w:r>
+      <w:r>
+        <w:br/>
+      </w:r>
+      <w:r>
+        <w:rPr>
           <w:rStyle w:val="NormalTok"/>
         </w:rPr>
         <w:t xml:space="preserve">model </w:t>
@@ -4335,6 +4524,21 @@
       </w:r>
       <w:r>
         <w:rPr>
+          <w:rStyle w:val="FunctionTok"/>
+        </w:rPr>
+        <w:t xml:space="preserve">set_example_seed</w:t>
+      </w:r>
+      <w:r>
+        <w:rPr>
+          <w:rStyle w:val="NormalTok"/>
+        </w:rPr>
+        <w:t xml:space="preserve">()</w:t>
+      </w:r>
+      <w:r>
+        <w:br/>
+      </w:r>
+      <w:r>
+        <w:rPr>
           <w:rStyle w:val="NormalTok"/>
         </w:rPr>
         <w:t xml:space="preserve">model </w:t>
@@ -4786,6 +4990,21 @@
           <w:rStyle w:val="NormalTok"/>
         </w:rPr>
         <w:t xml:space="preserve">har_candidate_selection_referencedistribution</w:t>
+      </w:r>
+      <w:r>
+        <w:br/>
+      </w:r>
+      <w:r>
+        <w:rPr>
+          <w:rStyle w:val="FunctionTok"/>
+        </w:rPr>
+        <w:t xml:space="preserve">set_example_seed</w:t>
+      </w:r>
+      <w:r>
+        <w:rPr>
+          <w:rStyle w:val="NormalTok"/>
+        </w:rPr>
+        <w:t xml:space="preserve">()</w:t>
       </w:r>
       <w:r>
         <w:br/>
